--- a/ios/Verification/office-layout/OfficeSampleTable.docx
+++ b/ios/Verification/office-layout/OfficeSampleTable.docx
@@ -219,7 +219,7 @@
                 <w:sz w:val="22"/>
                 <w:szCs w:val="22"/>
               </w:rPr>
-              <w:t xml:space="preserve">St.Catherine(세인트 캐서린)</w:t>
+              <w:t xml:space="preserve">St. Catherine(세인트 캐서린)</w:t>
             </w:r>
           </w:p>
         </w:tc>

--- a/ios/Verification/office-layout/OfficeSampleTable.docx
+++ b/ios/Verification/office-layout/OfficeSampleTable.docx
@@ -1,6 +1,6 @@
 
 <file path=word/document.xml><?xml version="1.0" encoding="utf-8"?>
-<w:document xmlns:w="http://schemas.openxmlformats.org/wordprocessingml/2006/main" xmlns:r="http://schemas.openxmlformats.org/officeDocument/2006/relationships" xmlns:wp="http://schemas.openxmlformats.org/drawingml/2006/wordprocessingDrawing" xmlns:a="http://schemas.openxmlformats.org/drawingml/2006/main" xmlns:pic="http://schemas.openxmlformats.org/drawingml/2006/picture">
+<w:document xmlns:w="http://schemas.openxmlformats.org/wordprocessingml/2006/main" xmlns:r="http://schemas.openxmlformats.org/officeDocument/2006/relationships" xmlns:wp="http://schemas.openxmlformats.org/drawingml/2006/wordprocessingDrawing" xmlns:a="http://schemas.openxmlformats.org/drawingml/2006/main" xmlns:pic="http://schemas.openxmlformats.org/drawingml/2006/picture" xmlns:wps="http://schemas.microsoft.com/office/word/2010/wordprocessingShape">
   <w:body>
     <w:p>
       <w:pPr>

--- a/ios/Verification/office-layout/OfficeSampleTable.docx
+++ b/ios/Verification/office-layout/OfficeSampleTable.docx
@@ -20,7 +20,7 @@
     </w:p>
     <w:tbl>
       <w:tblPr>
-        <w:tblW w:w="10064" w:type="dxa"/>
+        <w:tblW w:w="10057" w:type="dxa"/>
         <w:tblInd w:w="20" w:type="dxa"/>
         <w:tblBorders>
           <w:top w:val="nil"/>
@@ -40,7 +40,7 @@
         <w:tblLook w:val="0000"/>
       </w:tblPr>
       <w:tblGrid>
-        <w:gridCol w:w="1024"/>
+        <w:gridCol w:w="1017"/>
         <w:gridCol w:w="2748"/>
         <w:gridCol w:w="3298"/>
         <w:gridCol w:w="1053"/>
@@ -53,7 +53,7 @@
         </w:trPr>
         <w:tc>
           <w:tcPr>
-            <w:tcW w:w="3772" w:type="dxa"/>
+            <w:tcW w:w="3765" w:type="dxa"/>
             <w:gridSpan w:val="2"/>
             <w:vMerge w:val="restart"/>
             <w:tcBorders>
@@ -162,7 +162,7 @@
                 <w:sz w:val="22"/>
                 <w:szCs w:val="22"/>
               </w:rPr>
-              <w:t xml:space="preserve">10.41.22. xx</w:t>
+              <w:t xml:space="preserve">10.41.22.xx</w:t>
             </w:r>
           </w:p>
         </w:tc>
@@ -174,7 +174,7 @@
         </w:trPr>
         <w:tc>
           <w:tcPr>
-            <w:tcW w:w="3772" w:type="dxa"/>
+            <w:tcW w:w="3765" w:type="dxa"/>
             <w:gridSpan w:val="2"/>
             <w:vMerge/>
             <w:tcBorders>
@@ -287,7 +287,7 @@
         </w:trPr>
         <w:tc>
           <w:tcPr>
-            <w:tcW w:w="3772" w:type="dxa"/>
+            <w:tcW w:w="3765" w:type="dxa"/>
             <w:gridSpan w:val="2"/>
             <w:vMerge/>
             <w:tcBorders>
@@ -400,7 +400,7 @@
         </w:trPr>
         <w:tc>
           <w:tcPr>
-            <w:tcW w:w="1024" w:type="dxa"/>
+            <w:tcW w:w="1017" w:type="dxa"/>
             <w:vMerge w:val="restart"/>
             <w:tcBorders>
               <w:top w:val="single" w:sz="8" w:space="0" w:color="000000"/>
@@ -550,7 +550,7 @@
         </w:trPr>
         <w:tc>
           <w:tcPr>
-            <w:tcW w:w="1024" w:type="dxa"/>
+            <w:tcW w:w="1017" w:type="dxa"/>
             <w:vMerge/>
             <w:tcBorders>
               <w:top w:val="single" w:sz="8" w:space="0" w:color="000000"/>
@@ -684,7 +684,7 @@
         </w:trPr>
         <w:tc>
           <w:tcPr>
-            <w:tcW w:w="1024" w:type="dxa"/>
+            <w:tcW w:w="1017" w:type="dxa"/>
             <w:vMerge/>
             <w:tcBorders>
               <w:top w:val="single" w:sz="8" w:space="0" w:color="000000"/>
@@ -818,7 +818,7 @@
         </w:trPr>
         <w:tc>
           <w:tcPr>
-            <w:tcW w:w="1024" w:type="dxa"/>
+            <w:tcW w:w="1017" w:type="dxa"/>
             <w:vMerge/>
             <w:tcBorders>
               <w:top w:val="single" w:sz="8" w:space="0" w:color="000000"/>
@@ -952,7 +952,7 @@
         </w:trPr>
         <w:tc>
           <w:tcPr>
-            <w:tcW w:w="1024" w:type="dxa"/>
+            <w:tcW w:w="1017" w:type="dxa"/>
             <w:vMerge/>
             <w:tcBorders>
               <w:top w:val="single" w:sz="8" w:space="0" w:color="000000"/>
@@ -1086,7 +1086,7 @@
         </w:trPr>
         <w:tc>
           <w:tcPr>
-            <w:tcW w:w="1024" w:type="dxa"/>
+            <w:tcW w:w="1017" w:type="dxa"/>
             <w:vMerge/>
             <w:tcBorders>
               <w:top w:val="single" w:sz="8" w:space="0" w:color="000000"/>
@@ -1215,12 +1215,12 @@
       </w:tr>
       <w:tr>
         <w:trPr>
-          <w:trHeight w:val="274" w:hRule="exact"/>
+          <w:trHeight w:val="278" w:hRule="exact"/>
           <w:cantSplit/>
         </w:trPr>
         <w:tc>
           <w:tcPr>
-            <w:tcW w:w="1024" w:type="dxa"/>
+            <w:tcW w:w="1017" w:type="dxa"/>
             <w:vMerge/>
             <w:tcBorders>
               <w:top w:val="single" w:sz="8" w:space="0" w:color="000000"/>
@@ -1349,12 +1349,12 @@
       </w:tr>
       <w:tr>
         <w:trPr>
-          <w:trHeight w:val="321" w:hRule="exact"/>
+          <w:trHeight w:val="317" w:hRule="exact"/>
           <w:cantSplit/>
         </w:trPr>
         <w:tc>
           <w:tcPr>
-            <w:tcW w:w="1024" w:type="dxa"/>
+            <w:tcW w:w="1017" w:type="dxa"/>
             <w:vMerge w:val="restart"/>
             <w:tcBorders>
               <w:top w:val="single" w:sz="8" w:space="0" w:color="000000"/>
@@ -1502,7 +1502,7 @@
         </w:trPr>
         <w:tc>
           <w:tcPr>
-            <w:tcW w:w="1024" w:type="dxa"/>
+            <w:tcW w:w="1017" w:type="dxa"/>
             <w:vMerge/>
             <w:tcBorders>
               <w:top w:val="single" w:sz="8" w:space="0" w:color="000000"/>
@@ -1634,7 +1634,7 @@
         </w:trPr>
         <w:tc>
           <w:tcPr>
-            <w:tcW w:w="1024" w:type="dxa"/>
+            <w:tcW w:w="1017" w:type="dxa"/>
             <w:vMerge w:val="restart"/>
             <w:tcBorders>
               <w:top w:val="single" w:sz="8" w:space="0" w:color="000000"/>
@@ -1642,7 +1642,7 @@
               <w:bottom w:val="single" w:sz="8" w:space="0" w:color="000000"/>
               <w:right w:val="single" w:sz="8" w:space="0" w:color="000000"/>
             </w:tcBorders>
-            <w:shd w:val="clear" w:color="auto" w:fill="FDE6E2"/>
+            <w:shd w:val="clear" w:color="auto" w:fill="FBE6E2"/>
             <w:vAlign w:val="center"/>
           </w:tcPr>
           <w:p>
@@ -1784,15 +1784,15 @@
         </w:trPr>
         <w:tc>
           <w:tcPr>
-            <w:tcW w:w="1024" w:type="dxa"/>
-            <w:vMerge/>
-            <w:tcBorders>
-              <w:top w:val="single" w:sz="8" w:space="0" w:color="000000"/>
-              <w:left w:val="single" w:sz="8" w:space="0" w:color="000000"/>
-              <w:bottom w:val="single" w:sz="8" w:space="0" w:color="000000"/>
-              <w:right w:val="single" w:sz="8" w:space="0" w:color="000000"/>
-            </w:tcBorders>
-            <w:shd w:val="clear" w:color="auto" w:fill="FDE6E2"/>
+            <w:tcW w:w="1017" w:type="dxa"/>
+            <w:vMerge/>
+            <w:tcBorders>
+              <w:top w:val="single" w:sz="8" w:space="0" w:color="000000"/>
+              <w:left w:val="single" w:sz="8" w:space="0" w:color="000000"/>
+              <w:bottom w:val="single" w:sz="8" w:space="0" w:color="000000"/>
+              <w:right w:val="single" w:sz="8" w:space="0" w:color="000000"/>
+            </w:tcBorders>
+            <w:shd w:val="clear" w:color="auto" w:fill="FBE6E2"/>
             <w:vAlign w:val="center"/>
           </w:tcPr>
           <w:p>
@@ -1918,15 +1918,15 @@
         </w:trPr>
         <w:tc>
           <w:tcPr>
-            <w:tcW w:w="1024" w:type="dxa"/>
-            <w:vMerge/>
-            <w:tcBorders>
-              <w:top w:val="single" w:sz="8" w:space="0" w:color="000000"/>
-              <w:left w:val="single" w:sz="8" w:space="0" w:color="000000"/>
-              <w:bottom w:val="single" w:sz="8" w:space="0" w:color="000000"/>
-              <w:right w:val="single" w:sz="8" w:space="0" w:color="000000"/>
-            </w:tcBorders>
-            <w:shd w:val="clear" w:color="auto" w:fill="FDE6E2"/>
+            <w:tcW w:w="1017" w:type="dxa"/>
+            <w:vMerge/>
+            <w:tcBorders>
+              <w:top w:val="single" w:sz="8" w:space="0" w:color="000000"/>
+              <w:left w:val="single" w:sz="8" w:space="0" w:color="000000"/>
+              <w:bottom w:val="single" w:sz="8" w:space="0" w:color="000000"/>
+              <w:right w:val="single" w:sz="8" w:space="0" w:color="000000"/>
+            </w:tcBorders>
+            <w:shd w:val="clear" w:color="auto" w:fill="FBE6E2"/>
             <w:vAlign w:val="center"/>
           </w:tcPr>
           <w:p>
@@ -2052,15 +2052,15 @@
         </w:trPr>
         <w:tc>
           <w:tcPr>
-            <w:tcW w:w="1024" w:type="dxa"/>
-            <w:vMerge/>
-            <w:tcBorders>
-              <w:top w:val="single" w:sz="8" w:space="0" w:color="000000"/>
-              <w:left w:val="single" w:sz="8" w:space="0" w:color="000000"/>
-              <w:bottom w:val="single" w:sz="8" w:space="0" w:color="000000"/>
-              <w:right w:val="single" w:sz="8" w:space="0" w:color="000000"/>
-            </w:tcBorders>
-            <w:shd w:val="clear" w:color="auto" w:fill="FDE6E2"/>
+            <w:tcW w:w="1017" w:type="dxa"/>
+            <w:vMerge/>
+            <w:tcBorders>
+              <w:top w:val="single" w:sz="8" w:space="0" w:color="000000"/>
+              <w:left w:val="single" w:sz="8" w:space="0" w:color="000000"/>
+              <w:bottom w:val="single" w:sz="8" w:space="0" w:color="000000"/>
+              <w:right w:val="single" w:sz="8" w:space="0" w:color="000000"/>
+            </w:tcBorders>
+            <w:shd w:val="clear" w:color="auto" w:fill="FBE6E2"/>
             <w:vAlign w:val="center"/>
           </w:tcPr>
           <w:p>
@@ -2186,15 +2186,15 @@
         </w:trPr>
         <w:tc>
           <w:tcPr>
-            <w:tcW w:w="1024" w:type="dxa"/>
-            <w:vMerge/>
-            <w:tcBorders>
-              <w:top w:val="single" w:sz="8" w:space="0" w:color="000000"/>
-              <w:left w:val="single" w:sz="8" w:space="0" w:color="000000"/>
-              <w:bottom w:val="single" w:sz="8" w:space="0" w:color="000000"/>
-              <w:right w:val="single" w:sz="8" w:space="0" w:color="000000"/>
-            </w:tcBorders>
-            <w:shd w:val="clear" w:color="auto" w:fill="FDE6E2"/>
+            <w:tcW w:w="1017" w:type="dxa"/>
+            <w:vMerge/>
+            <w:tcBorders>
+              <w:top w:val="single" w:sz="8" w:space="0" w:color="000000"/>
+              <w:left w:val="single" w:sz="8" w:space="0" w:color="000000"/>
+              <w:bottom w:val="single" w:sz="8" w:space="0" w:color="000000"/>
+              <w:right w:val="single" w:sz="8" w:space="0" w:color="000000"/>
+            </w:tcBorders>
+            <w:shd w:val="clear" w:color="auto" w:fill="FBE6E2"/>
             <w:vAlign w:val="center"/>
           </w:tcPr>
           <w:p>
@@ -2320,15 +2320,15 @@
         </w:trPr>
         <w:tc>
           <w:tcPr>
-            <w:tcW w:w="1024" w:type="dxa"/>
-            <w:vMerge/>
-            <w:tcBorders>
-              <w:top w:val="single" w:sz="8" w:space="0" w:color="000000"/>
-              <w:left w:val="single" w:sz="8" w:space="0" w:color="000000"/>
-              <w:bottom w:val="single" w:sz="8" w:space="0" w:color="000000"/>
-              <w:right w:val="single" w:sz="8" w:space="0" w:color="000000"/>
-            </w:tcBorders>
-            <w:shd w:val="clear" w:color="auto" w:fill="FDE6E2"/>
+            <w:tcW w:w="1017" w:type="dxa"/>
+            <w:vMerge/>
+            <w:tcBorders>
+              <w:top w:val="single" w:sz="8" w:space="0" w:color="000000"/>
+              <w:left w:val="single" w:sz="8" w:space="0" w:color="000000"/>
+              <w:bottom w:val="single" w:sz="8" w:space="0" w:color="000000"/>
+              <w:right w:val="single" w:sz="8" w:space="0" w:color="000000"/>
+            </w:tcBorders>
+            <w:shd w:val="clear" w:color="auto" w:fill="FBE6E2"/>
             <w:vAlign w:val="center"/>
           </w:tcPr>
           <w:p>
@@ -2454,15 +2454,15 @@
         </w:trPr>
         <w:tc>
           <w:tcPr>
-            <w:tcW w:w="1024" w:type="dxa"/>
-            <w:vMerge/>
-            <w:tcBorders>
-              <w:top w:val="single" w:sz="8" w:space="0" w:color="000000"/>
-              <w:left w:val="single" w:sz="8" w:space="0" w:color="000000"/>
-              <w:bottom w:val="single" w:sz="8" w:space="0" w:color="000000"/>
-              <w:right w:val="single" w:sz="8" w:space="0" w:color="000000"/>
-            </w:tcBorders>
-            <w:shd w:val="clear" w:color="auto" w:fill="FDE6E2"/>
+            <w:tcW w:w="1017" w:type="dxa"/>
+            <w:vMerge/>
+            <w:tcBorders>
+              <w:top w:val="single" w:sz="8" w:space="0" w:color="000000"/>
+              <w:left w:val="single" w:sz="8" w:space="0" w:color="000000"/>
+              <w:bottom w:val="single" w:sz="8" w:space="0" w:color="000000"/>
+              <w:right w:val="single" w:sz="8" w:space="0" w:color="000000"/>
+            </w:tcBorders>
+            <w:shd w:val="clear" w:color="auto" w:fill="FBE6E2"/>
             <w:vAlign w:val="center"/>
           </w:tcPr>
           <w:p>
@@ -2588,7 +2588,7 @@
         </w:trPr>
         <w:tc>
           <w:tcPr>
-            <w:tcW w:w="1024" w:type="dxa"/>
+            <w:tcW w:w="1017" w:type="dxa"/>
             <w:vMerge w:val="restart"/>
             <w:tcBorders>
               <w:top w:val="single" w:sz="8" w:space="0" w:color="000000"/>
@@ -2736,7 +2736,7 @@
         </w:trPr>
         <w:tc>
           <w:tcPr>
-            <w:tcW w:w="1024" w:type="dxa"/>
+            <w:tcW w:w="1017" w:type="dxa"/>
             <w:vMerge/>
             <w:tcBorders>
               <w:top w:val="single" w:sz="8" w:space="0" w:color="000000"/>
@@ -2868,14 +2868,14 @@
         </w:trPr>
         <w:tc>
           <w:tcPr>
-            <w:tcW w:w="1024" w:type="dxa"/>
-            <w:tcBorders>
-              <w:top w:val="single" w:sz="8" w:space="0" w:color="000000"/>
-              <w:left w:val="single" w:sz="8" w:space="0" w:color="000000"/>
-              <w:bottom w:val="single" w:sz="8" w:space="0" w:color="000000"/>
-              <w:right w:val="single" w:sz="8" w:space="0" w:color="000000"/>
-            </w:tcBorders>
-            <w:shd w:val="clear" w:color="auto" w:fill="F8DF71"/>
+            <w:tcW w:w="1017" w:type="dxa"/>
+            <w:tcBorders>
+              <w:top w:val="single" w:sz="8" w:space="0" w:color="000000"/>
+              <w:left w:val="single" w:sz="8" w:space="0" w:color="000000"/>
+              <w:bottom w:val="single" w:sz="8" w:space="0" w:color="000000"/>
+              <w:right w:val="single" w:sz="8" w:space="0" w:color="000000"/>
+            </w:tcBorders>
+            <w:shd w:val="clear" w:color="auto" w:fill="F7DE72"/>
             <w:vAlign w:val="center"/>
           </w:tcPr>
           <w:p>
@@ -3043,7 +3043,7 @@
         </w:trPr>
         <w:tc>
           <w:tcPr>
-            <w:tcW w:w="1024" w:type="dxa"/>
+            <w:tcW w:w="1017" w:type="dxa"/>
             <w:vMerge w:val="restart"/>
             <w:tcBorders>
               <w:top w:val="single" w:sz="8" w:space="0" w:color="000000"/>
@@ -3217,7 +3217,7 @@
         </w:trPr>
         <w:tc>
           <w:tcPr>
-            <w:tcW w:w="1024" w:type="dxa"/>
+            <w:tcW w:w="1017" w:type="dxa"/>
             <w:vMerge/>
             <w:tcBorders>
               <w:top w:val="single" w:sz="8" w:space="0" w:color="000000"/>
@@ -3354,7 +3354,7 @@
         </w:trPr>
         <w:tc>
           <w:tcPr>
-            <w:tcW w:w="1024" w:type="dxa"/>
+            <w:tcW w:w="1017" w:type="dxa"/>
             <w:vMerge/>
             <w:tcBorders>
               <w:top w:val="single" w:sz="8" w:space="0" w:color="000000"/>
@@ -3491,7 +3491,7 @@
         </w:trPr>
         <w:tc>
           <w:tcPr>
-            <w:tcW w:w="1024" w:type="dxa"/>
+            <w:tcW w:w="1017" w:type="dxa"/>
             <w:vMerge/>
             <w:tcBorders>
               <w:top w:val="single" w:sz="8" w:space="0" w:color="000000"/>
@@ -3628,7 +3628,7 @@
         </w:trPr>
         <w:tc>
           <w:tcPr>
-            <w:tcW w:w="1024" w:type="dxa"/>
+            <w:tcW w:w="1017" w:type="dxa"/>
             <w:vMerge/>
             <w:tcBorders>
               <w:top w:val="single" w:sz="8" w:space="0" w:color="000000"/>
@@ -3765,7 +3765,7 @@
         </w:trPr>
         <w:tc>
           <w:tcPr>
-            <w:tcW w:w="1024" w:type="dxa"/>
+            <w:tcW w:w="1017" w:type="dxa"/>
             <w:vMerge/>
             <w:tcBorders>
               <w:top w:val="single" w:sz="8" w:space="0" w:color="000000"/>
@@ -3902,7 +3902,7 @@
         </w:trPr>
         <w:tc>
           <w:tcPr>
-            <w:tcW w:w="1024" w:type="dxa"/>
+            <w:tcW w:w="1017" w:type="dxa"/>
             <w:vMerge/>
             <w:tcBorders>
               <w:top w:val="single" w:sz="8" w:space="0" w:color="000000"/>
@@ -4039,7 +4039,7 @@
         </w:trPr>
         <w:tc>
           <w:tcPr>
-            <w:tcW w:w="1024" w:type="dxa"/>
+            <w:tcW w:w="1017" w:type="dxa"/>
             <w:vMerge/>
             <w:tcBorders>
               <w:top w:val="single" w:sz="8" w:space="0" w:color="000000"/>
@@ -4173,7 +4173,7 @@
     <w:p>
       <w:pPr>
         <w:spacing w:before="3972" w:after="0" w:line="528" w:lineRule="atLeast"/>
-        <w:ind w:left="3512"/>
+        <w:ind w:left="3506"/>
       </w:pPr>
       <w:r>
         <w:rPr>
@@ -4195,7 +4195,7 @@
     </w:p>
     <w:sectPr>
       <w:pgSz w:w="12240" w:h="15840"/>
-      <w:pgMar w:top="1269" w:right="1123" w:bottom="360" w:left="1014" w:header="0" w:footer="0" w:gutter="0"/>
+      <w:pgMar w:top="1269" w:right="1123" w:bottom="360" w:left="1020" w:header="0" w:footer="0" w:gutter="0"/>
     </w:sectPr>
   </w:body>
 </w:document>

--- a/ios/Verification/office-layout/OfficeSampleTable.docx
+++ b/ios/Verification/office-layout/OfficeSampleTable.docx
@@ -12,7 +12,7 @@
     </w:p>
     <w:p>
       <w:pPr>
-        <w:spacing w:before="0" w:after="0" w:line="40" w:lineRule="exact"/>
+        <w:spacing w:before="0" w:after="0" w:line="36" w:lineRule="exact"/>
         <w:rPr>
           <w:sz w:val="2"/>
         </w:rPr>
@@ -4172,15 +4172,15 @@
     </w:tbl>
     <w:p>
       <w:pPr>
-        <w:spacing w:before="3972" w:after="0" w:line="528" w:lineRule="atLeast"/>
-        <w:ind w:left="3506"/>
+        <w:spacing w:before="3575" w:after="0" w:line="528" w:lineRule="exact"/>
+        <w:ind w:left="3506" w:right="-1083"/>
       </w:pPr>
       <w:r>
         <w:rPr>
           <w:rFonts w:ascii="Arial" w:hAnsi="Arial" w:eastAsia="Malgun Gothic" w:cs="Arial"/>
-          <w:spacing w:val="-53"/>
-          <w:sz w:val="44"/>
-          <w:szCs w:val="44"/>
+          <w:spacing w:val="-58"/>
+          <w:sz w:val="39"/>
+          <w:szCs w:val="39"/>
         </w:rPr>
         <w:t xml:space="preserve">point</w:t>
       </w:r>
@@ -4195,7 +4195,7 @@
     </w:p>
     <w:sectPr>
       <w:pgSz w:w="12240" w:h="15840"/>
-      <w:pgMar w:top="1269" w:right="1123" w:bottom="360" w:left="1020" w:header="0" w:footer="0" w:gutter="0"/>
+      <w:pgMar w:top="1269" w:right="1123" w:bottom="200" w:left="1020" w:header="0" w:footer="0" w:gutter="0"/>
     </w:sectPr>
   </w:body>
 </w:document>

--- a/ios/Verification/office-layout/OfficeSampleTable.docx
+++ b/ios/Verification/office-layout/OfficeSampleTable.docx
@@ -73,8 +73,6 @@
             <w:r>
               <w:rPr>
                 <w:rFonts w:ascii="Arial" w:hAnsi="Arial" w:eastAsia="Malgun Gothic" w:cs="Arial"/>
-                <w:b/>
-                <w:bCs/>
                 <w:sz w:val="22"/>
                 <w:szCs w:val="22"/>
               </w:rPr>
@@ -101,8 +99,6 @@
             <w:r>
               <w:rPr>
                 <w:rFonts w:ascii="Arial" w:hAnsi="Arial" w:eastAsia="Malgun Gothic" w:cs="Arial"/>
-                <w:b/>
-                <w:bCs/>
                 <w:sz w:val="22"/>
                 <w:szCs w:val="22"/>
               </w:rPr>
@@ -129,8 +125,6 @@
             <w:r>
               <w:rPr>
                 <w:rFonts w:ascii="Arial" w:hAnsi="Arial" w:eastAsia="Malgun Gothic" w:cs="Arial"/>
-                <w:b/>
-                <w:bCs/>
                 <w:sz w:val="22"/>
                 <w:szCs w:val="22"/>
               </w:rPr>
@@ -157,8 +151,6 @@
             <w:r>
               <w:rPr>
                 <w:rFonts w:ascii="Arial" w:hAnsi="Arial" w:eastAsia="Malgun Gothic" w:cs="Arial"/>
-                <w:b/>
-                <w:bCs/>
                 <w:sz w:val="22"/>
                 <w:szCs w:val="22"/>
               </w:rPr>
@@ -214,8 +206,6 @@
             <w:r>
               <w:rPr>
                 <w:rFonts w:ascii="Arial" w:hAnsi="Arial" w:eastAsia="Malgun Gothic" w:cs="Arial"/>
-                <w:b/>
-                <w:bCs/>
                 <w:sz w:val="22"/>
                 <w:szCs w:val="22"/>
               </w:rPr>
@@ -242,8 +232,6 @@
             <w:r>
               <w:rPr>
                 <w:rFonts w:ascii="Arial" w:hAnsi="Arial" w:eastAsia="Malgun Gothic" w:cs="Arial"/>
-                <w:b/>
-                <w:bCs/>
                 <w:sz w:val="22"/>
                 <w:szCs w:val="22"/>
               </w:rPr>
@@ -270,8 +258,6 @@
             <w:r>
               <w:rPr>
                 <w:rFonts w:ascii="Arial" w:hAnsi="Arial" w:eastAsia="Malgun Gothic" w:cs="Arial"/>
-                <w:b/>
-                <w:bCs/>
                 <w:sz w:val="22"/>
                 <w:szCs w:val="22"/>
               </w:rPr>
@@ -327,8 +313,6 @@
             <w:r>
               <w:rPr>
                 <w:rFonts w:ascii="Arial" w:hAnsi="Arial" w:eastAsia="Malgun Gothic" w:cs="Arial"/>
-                <w:b/>
-                <w:bCs/>
                 <w:sz w:val="22"/>
                 <w:szCs w:val="22"/>
               </w:rPr>
@@ -355,8 +339,6 @@
             <w:r>
               <w:rPr>
                 <w:rFonts w:ascii="Arial" w:hAnsi="Arial" w:eastAsia="Malgun Gothic" w:cs="Arial"/>
-                <w:b/>
-                <w:bCs/>
                 <w:sz w:val="22"/>
                 <w:szCs w:val="22"/>
               </w:rPr>
@@ -383,8 +365,6 @@
             <w:r>
               <w:rPr>
                 <w:rFonts w:ascii="Arial" w:hAnsi="Arial" w:eastAsia="Malgun Gothic" w:cs="Arial"/>
-                <w:b/>
-                <w:bCs/>
                 <w:sz w:val="22"/>
                 <w:szCs w:val="22"/>
               </w:rPr>
@@ -419,8 +399,6 @@
             <w:r>
               <w:rPr>
                 <w:rFonts w:ascii="Arial" w:hAnsi="Arial" w:eastAsia="Malgun Gothic" w:cs="Arial"/>
-                <w:b/>
-                <w:bCs/>
                 <w:sz w:val="22"/>
                 <w:szCs w:val="22"/>
               </w:rPr>
@@ -449,8 +427,6 @@
             <w:r>
               <w:rPr>
                 <w:rFonts w:ascii="Arial" w:hAnsi="Arial" w:eastAsia="Malgun Gothic" w:cs="Arial"/>
-                <w:b/>
-                <w:bCs/>
                 <w:sz w:val="22"/>
                 <w:szCs w:val="22"/>
               </w:rPr>
@@ -477,8 +453,6 @@
             <w:r>
               <w:rPr>
                 <w:rFonts w:ascii="Arial" w:hAnsi="Arial" w:eastAsia="Malgun Gothic" w:cs="Arial"/>
-                <w:b/>
-                <w:bCs/>
                 <w:sz w:val="22"/>
                 <w:szCs w:val="22"/>
               </w:rPr>
@@ -505,8 +479,6 @@
             <w:r>
               <w:rPr>
                 <w:rFonts w:ascii="Arial" w:hAnsi="Arial" w:eastAsia="Malgun Gothic" w:cs="Arial"/>
-                <w:b/>
-                <w:bCs/>
                 <w:sz w:val="22"/>
                 <w:szCs w:val="22"/>
               </w:rPr>
@@ -533,8 +505,6 @@
             <w:r>
               <w:rPr>
                 <w:rFonts w:ascii="Arial" w:hAnsi="Arial" w:eastAsia="Malgun Gothic" w:cs="Arial"/>
-                <w:b/>
-                <w:bCs/>
                 <w:sz w:val="22"/>
                 <w:szCs w:val="22"/>
               </w:rPr>
@@ -611,8 +581,6 @@
             <w:r>
               <w:rPr>
                 <w:rFonts w:ascii="Arial" w:hAnsi="Arial" w:eastAsia="Malgun Gothic" w:cs="Arial"/>
-                <w:b/>
-                <w:bCs/>
                 <w:sz w:val="22"/>
                 <w:szCs w:val="22"/>
               </w:rPr>
@@ -639,8 +607,6 @@
             <w:r>
               <w:rPr>
                 <w:rFonts w:ascii="Arial" w:hAnsi="Arial" w:eastAsia="Malgun Gothic" w:cs="Arial"/>
-                <w:b/>
-                <w:bCs/>
                 <w:sz w:val="22"/>
                 <w:szCs w:val="22"/>
               </w:rPr>
@@ -667,8 +633,6 @@
             <w:r>
               <w:rPr>
                 <w:rFonts w:ascii="Arial" w:hAnsi="Arial" w:eastAsia="Malgun Gothic" w:cs="Arial"/>
-                <w:b/>
-                <w:bCs/>
                 <w:sz w:val="22"/>
                 <w:szCs w:val="22"/>
               </w:rPr>
@@ -745,8 +709,6 @@
             <w:r>
               <w:rPr>
                 <w:rFonts w:ascii="Arial" w:hAnsi="Arial" w:eastAsia="Malgun Gothic" w:cs="Arial"/>
-                <w:b/>
-                <w:bCs/>
                 <w:sz w:val="22"/>
                 <w:szCs w:val="22"/>
               </w:rPr>
@@ -773,8 +735,6 @@
             <w:r>
               <w:rPr>
                 <w:rFonts w:ascii="Arial" w:hAnsi="Arial" w:eastAsia="Malgun Gothic" w:cs="Arial"/>
-                <w:b/>
-                <w:bCs/>
                 <w:sz w:val="22"/>
                 <w:szCs w:val="22"/>
               </w:rPr>
@@ -801,8 +761,6 @@
             <w:r>
               <w:rPr>
                 <w:rFonts w:ascii="Arial" w:hAnsi="Arial" w:eastAsia="Malgun Gothic" w:cs="Arial"/>
-                <w:b/>
-                <w:bCs/>
                 <w:sz w:val="22"/>
                 <w:szCs w:val="22"/>
               </w:rPr>
@@ -879,8 +837,6 @@
             <w:r>
               <w:rPr>
                 <w:rFonts w:ascii="Arial" w:hAnsi="Arial" w:eastAsia="Malgun Gothic" w:cs="Arial"/>
-                <w:b/>
-                <w:bCs/>
                 <w:sz w:val="22"/>
                 <w:szCs w:val="22"/>
               </w:rPr>
@@ -907,8 +863,6 @@
             <w:r>
               <w:rPr>
                 <w:rFonts w:ascii="Arial" w:hAnsi="Arial" w:eastAsia="Malgun Gothic" w:cs="Arial"/>
-                <w:b/>
-                <w:bCs/>
                 <w:sz w:val="22"/>
                 <w:szCs w:val="22"/>
               </w:rPr>
@@ -935,8 +889,6 @@
             <w:r>
               <w:rPr>
                 <w:rFonts w:ascii="Arial" w:hAnsi="Arial" w:eastAsia="Malgun Gothic" w:cs="Arial"/>
-                <w:b/>
-                <w:bCs/>
                 <w:sz w:val="22"/>
                 <w:szCs w:val="22"/>
               </w:rPr>
@@ -1013,8 +965,6 @@
             <w:r>
               <w:rPr>
                 <w:rFonts w:ascii="Arial" w:hAnsi="Arial" w:eastAsia="Malgun Gothic" w:cs="Arial"/>
-                <w:b/>
-                <w:bCs/>
                 <w:sz w:val="22"/>
                 <w:szCs w:val="22"/>
               </w:rPr>
@@ -1041,8 +991,6 @@
             <w:r>
               <w:rPr>
                 <w:rFonts w:ascii="Arial" w:hAnsi="Arial" w:eastAsia="Malgun Gothic" w:cs="Arial"/>
-                <w:b/>
-                <w:bCs/>
                 <w:sz w:val="22"/>
                 <w:szCs w:val="22"/>
               </w:rPr>
@@ -1069,8 +1017,6 @@
             <w:r>
               <w:rPr>
                 <w:rFonts w:ascii="Arial" w:hAnsi="Arial" w:eastAsia="Malgun Gothic" w:cs="Arial"/>
-                <w:b/>
-                <w:bCs/>
                 <w:sz w:val="22"/>
                 <w:szCs w:val="22"/>
               </w:rPr>
@@ -1147,8 +1093,6 @@
             <w:r>
               <w:rPr>
                 <w:rFonts w:ascii="Arial" w:hAnsi="Arial" w:eastAsia="Malgun Gothic" w:cs="Arial"/>
-                <w:b/>
-                <w:bCs/>
                 <w:sz w:val="22"/>
                 <w:szCs w:val="22"/>
               </w:rPr>
@@ -1175,8 +1119,6 @@
             <w:r>
               <w:rPr>
                 <w:rFonts w:ascii="Arial" w:hAnsi="Arial" w:eastAsia="Malgun Gothic" w:cs="Arial"/>
-                <w:b/>
-                <w:bCs/>
                 <w:sz w:val="22"/>
                 <w:szCs w:val="22"/>
               </w:rPr>
@@ -1203,8 +1145,6 @@
             <w:r>
               <w:rPr>
                 <w:rFonts w:ascii="Arial" w:hAnsi="Arial" w:eastAsia="Malgun Gothic" w:cs="Arial"/>
-                <w:b/>
-                <w:bCs/>
                 <w:sz w:val="22"/>
                 <w:szCs w:val="22"/>
               </w:rPr>
@@ -1337,8 +1277,6 @@
             <w:r>
               <w:rPr>
                 <w:rFonts w:ascii="Arial" w:hAnsi="Arial" w:eastAsia="Malgun Gothic" w:cs="Arial"/>
-                <w:b/>
-                <w:bCs/>
                 <w:sz w:val="22"/>
                 <w:szCs w:val="22"/>
               </w:rPr>
@@ -1372,8 +1310,6 @@
             <w:r>
               <w:rPr>
                 <w:rFonts w:ascii="Arial" w:hAnsi="Arial" w:eastAsia="Malgun Gothic" w:cs="Arial"/>
-                <w:b/>
-                <w:bCs/>
                 <w:sz w:val="22"/>
                 <w:szCs w:val="22"/>
               </w:rPr>
@@ -1401,8 +1337,6 @@
             <w:r>
               <w:rPr>
                 <w:rFonts w:ascii="Arial" w:hAnsi="Arial" w:eastAsia="Malgun Gothic" w:cs="Arial"/>
-                <w:b/>
-                <w:bCs/>
                 <w:sz w:val="22"/>
                 <w:szCs w:val="22"/>
               </w:rPr>
@@ -1429,8 +1363,6 @@
             <w:r>
               <w:rPr>
                 <w:rFonts w:ascii="Arial" w:hAnsi="Arial" w:eastAsia="Malgun Gothic" w:cs="Arial"/>
-                <w:b/>
-                <w:bCs/>
                 <w:sz w:val="22"/>
                 <w:szCs w:val="22"/>
               </w:rPr>
@@ -1457,8 +1389,6 @@
             <w:r>
               <w:rPr>
                 <w:rFonts w:ascii="Arial" w:hAnsi="Arial" w:eastAsia="Malgun Gothic" w:cs="Arial"/>
-                <w:b/>
-                <w:bCs/>
                 <w:sz w:val="22"/>
                 <w:szCs w:val="22"/>
               </w:rPr>
@@ -1485,8 +1415,6 @@
             <w:r>
               <w:rPr>
                 <w:rFonts w:ascii="Arial" w:hAnsi="Arial" w:eastAsia="Malgun Gothic" w:cs="Arial"/>
-                <w:b/>
-                <w:bCs/>
                 <w:sz w:val="22"/>
                 <w:szCs w:val="22"/>
               </w:rPr>
@@ -1561,8 +1489,6 @@
             <w:r>
               <w:rPr>
                 <w:rFonts w:ascii="Arial" w:hAnsi="Arial" w:eastAsia="Malgun Gothic" w:cs="Arial"/>
-                <w:b/>
-                <w:bCs/>
                 <w:sz w:val="22"/>
                 <w:szCs w:val="22"/>
               </w:rPr>
@@ -1589,8 +1515,6 @@
             <w:r>
               <w:rPr>
                 <w:rFonts w:ascii="Arial" w:hAnsi="Arial" w:eastAsia="Malgun Gothic" w:cs="Arial"/>
-                <w:b/>
-                <w:bCs/>
                 <w:sz w:val="22"/>
                 <w:szCs w:val="22"/>
               </w:rPr>
@@ -1617,8 +1541,6 @@
             <w:r>
               <w:rPr>
                 <w:rFonts w:ascii="Arial" w:hAnsi="Arial" w:eastAsia="Malgun Gothic" w:cs="Arial"/>
-                <w:b/>
-                <w:bCs/>
                 <w:sz w:val="22"/>
                 <w:szCs w:val="22"/>
               </w:rPr>
@@ -1653,8 +1575,6 @@
             <w:r>
               <w:rPr>
                 <w:rFonts w:ascii="Arial" w:hAnsi="Arial" w:eastAsia="Malgun Gothic" w:cs="Arial"/>
-                <w:b/>
-                <w:bCs/>
                 <w:sz w:val="22"/>
                 <w:szCs w:val="22"/>
               </w:rPr>
@@ -1683,8 +1603,6 @@
             <w:r>
               <w:rPr>
                 <w:rFonts w:ascii="Arial" w:hAnsi="Arial" w:eastAsia="Malgun Gothic" w:cs="Arial"/>
-                <w:b/>
-                <w:bCs/>
                 <w:sz w:val="22"/>
                 <w:szCs w:val="22"/>
               </w:rPr>
@@ -1711,8 +1629,6 @@
             <w:r>
               <w:rPr>
                 <w:rFonts w:ascii="Arial" w:hAnsi="Arial" w:eastAsia="Malgun Gothic" w:cs="Arial"/>
-                <w:b/>
-                <w:bCs/>
                 <w:sz w:val="22"/>
                 <w:szCs w:val="22"/>
               </w:rPr>
@@ -1739,8 +1655,6 @@
             <w:r>
               <w:rPr>
                 <w:rFonts w:ascii="Arial" w:hAnsi="Arial" w:eastAsia="Malgun Gothic" w:cs="Arial"/>
-                <w:b/>
-                <w:bCs/>
                 <w:sz w:val="22"/>
                 <w:szCs w:val="22"/>
               </w:rPr>
@@ -1767,8 +1681,6 @@
             <w:r>
               <w:rPr>
                 <w:rFonts w:ascii="Arial" w:hAnsi="Arial" w:eastAsia="Malgun Gothic" w:cs="Arial"/>
-                <w:b/>
-                <w:bCs/>
                 <w:sz w:val="22"/>
                 <w:szCs w:val="22"/>
               </w:rPr>
@@ -1845,8 +1757,6 @@
             <w:r>
               <w:rPr>
                 <w:rFonts w:ascii="Arial" w:hAnsi="Arial" w:eastAsia="Malgun Gothic" w:cs="Arial"/>
-                <w:b/>
-                <w:bCs/>
                 <w:sz w:val="22"/>
                 <w:szCs w:val="22"/>
               </w:rPr>
@@ -1873,8 +1783,6 @@
             <w:r>
               <w:rPr>
                 <w:rFonts w:ascii="Arial" w:hAnsi="Arial" w:eastAsia="Malgun Gothic" w:cs="Arial"/>
-                <w:b/>
-                <w:bCs/>
                 <w:sz w:val="22"/>
                 <w:szCs w:val="22"/>
               </w:rPr>
@@ -1901,8 +1809,6 @@
             <w:r>
               <w:rPr>
                 <w:rFonts w:ascii="Arial" w:hAnsi="Arial" w:eastAsia="Malgun Gothic" w:cs="Arial"/>
-                <w:b/>
-                <w:bCs/>
                 <w:sz w:val="22"/>
                 <w:szCs w:val="22"/>
               </w:rPr>
@@ -1979,8 +1885,6 @@
             <w:r>
               <w:rPr>
                 <w:rFonts w:ascii="Arial" w:hAnsi="Arial" w:eastAsia="Malgun Gothic" w:cs="Arial"/>
-                <w:b/>
-                <w:bCs/>
                 <w:sz w:val="22"/>
                 <w:szCs w:val="22"/>
               </w:rPr>
@@ -2007,8 +1911,6 @@
             <w:r>
               <w:rPr>
                 <w:rFonts w:ascii="Arial" w:hAnsi="Arial" w:eastAsia="Malgun Gothic" w:cs="Arial"/>
-                <w:b/>
-                <w:bCs/>
                 <w:sz w:val="22"/>
                 <w:szCs w:val="22"/>
               </w:rPr>
@@ -2035,8 +1937,6 @@
             <w:r>
               <w:rPr>
                 <w:rFonts w:ascii="Arial" w:hAnsi="Arial" w:eastAsia="Malgun Gothic" w:cs="Arial"/>
-                <w:b/>
-                <w:bCs/>
                 <w:sz w:val="22"/>
                 <w:szCs w:val="22"/>
               </w:rPr>
@@ -2113,8 +2013,6 @@
             <w:r>
               <w:rPr>
                 <w:rFonts w:ascii="Arial" w:hAnsi="Arial" w:eastAsia="Malgun Gothic" w:cs="Arial"/>
-                <w:b/>
-                <w:bCs/>
                 <w:sz w:val="22"/>
                 <w:szCs w:val="22"/>
               </w:rPr>
@@ -2141,8 +2039,6 @@
             <w:r>
               <w:rPr>
                 <w:rFonts w:ascii="Arial" w:hAnsi="Arial" w:eastAsia="Malgun Gothic" w:cs="Arial"/>
-                <w:b/>
-                <w:bCs/>
                 <w:sz w:val="22"/>
                 <w:szCs w:val="22"/>
               </w:rPr>
@@ -2169,8 +2065,6 @@
             <w:r>
               <w:rPr>
                 <w:rFonts w:ascii="Arial" w:hAnsi="Arial" w:eastAsia="Malgun Gothic" w:cs="Arial"/>
-                <w:b/>
-                <w:bCs/>
                 <w:sz w:val="22"/>
                 <w:szCs w:val="22"/>
               </w:rPr>
@@ -2247,8 +2141,6 @@
             <w:r>
               <w:rPr>
                 <w:rFonts w:ascii="Arial" w:hAnsi="Arial" w:eastAsia="Malgun Gothic" w:cs="Arial"/>
-                <w:b/>
-                <w:bCs/>
                 <w:sz w:val="22"/>
                 <w:szCs w:val="22"/>
               </w:rPr>
@@ -2275,8 +2167,6 @@
             <w:r>
               <w:rPr>
                 <w:rFonts w:ascii="Arial" w:hAnsi="Arial" w:eastAsia="Malgun Gothic" w:cs="Arial"/>
-                <w:b/>
-                <w:bCs/>
                 <w:sz w:val="22"/>
                 <w:szCs w:val="22"/>
               </w:rPr>
@@ -2303,8 +2193,6 @@
             <w:r>
               <w:rPr>
                 <w:rFonts w:ascii="Arial" w:hAnsi="Arial" w:eastAsia="Malgun Gothic" w:cs="Arial"/>
-                <w:b/>
-                <w:bCs/>
                 <w:sz w:val="22"/>
                 <w:szCs w:val="22"/>
               </w:rPr>
@@ -2381,8 +2269,6 @@
             <w:r>
               <w:rPr>
                 <w:rFonts w:ascii="Arial" w:hAnsi="Arial" w:eastAsia="Malgun Gothic" w:cs="Arial"/>
-                <w:b/>
-                <w:bCs/>
                 <w:sz w:val="22"/>
                 <w:szCs w:val="22"/>
               </w:rPr>
@@ -2409,8 +2295,6 @@
             <w:r>
               <w:rPr>
                 <w:rFonts w:ascii="Arial" w:hAnsi="Arial" w:eastAsia="Malgun Gothic" w:cs="Arial"/>
-                <w:b/>
-                <w:bCs/>
                 <w:sz w:val="22"/>
                 <w:szCs w:val="22"/>
               </w:rPr>
@@ -2437,8 +2321,6 @@
             <w:r>
               <w:rPr>
                 <w:rFonts w:ascii="Arial" w:hAnsi="Arial" w:eastAsia="Malgun Gothic" w:cs="Arial"/>
-                <w:b/>
-                <w:bCs/>
                 <w:sz w:val="22"/>
                 <w:szCs w:val="22"/>
               </w:rPr>
@@ -2543,8 +2425,6 @@
             <w:r>
               <w:rPr>
                 <w:rFonts w:ascii="Arial" w:hAnsi="Arial" w:eastAsia="Malgun Gothic" w:cs="Arial"/>
-                <w:b/>
-                <w:bCs/>
                 <w:sz w:val="22"/>
                 <w:szCs w:val="22"/>
               </w:rPr>
@@ -2571,8 +2451,6 @@
             <w:r>
               <w:rPr>
                 <w:rFonts w:ascii="Arial" w:hAnsi="Arial" w:eastAsia="Malgun Gothic" w:cs="Arial"/>
-                <w:b/>
-                <w:bCs/>
                 <w:sz w:val="22"/>
                 <w:szCs w:val="22"/>
               </w:rPr>
@@ -2606,8 +2484,6 @@
             <w:r>
               <w:rPr>
                 <w:rFonts w:ascii="Arial" w:hAnsi="Arial" w:eastAsia="Malgun Gothic" w:cs="Arial"/>
-                <w:b/>
-                <w:bCs/>
                 <w:sz w:val="22"/>
                 <w:szCs w:val="22"/>
               </w:rPr>
@@ -2635,8 +2511,6 @@
             <w:r>
               <w:rPr>
                 <w:rFonts w:ascii="Arial" w:hAnsi="Arial" w:eastAsia="Malgun Gothic" w:cs="Arial"/>
-                <w:b/>
-                <w:bCs/>
                 <w:sz w:val="22"/>
                 <w:szCs w:val="22"/>
               </w:rPr>
@@ -2663,8 +2537,6 @@
             <w:r>
               <w:rPr>
                 <w:rFonts w:ascii="Arial" w:hAnsi="Arial" w:eastAsia="Malgun Gothic" w:cs="Arial"/>
-                <w:b/>
-                <w:bCs/>
                 <w:sz w:val="22"/>
                 <w:szCs w:val="22"/>
               </w:rPr>
@@ -2691,8 +2563,6 @@
             <w:r>
               <w:rPr>
                 <w:rFonts w:ascii="Arial" w:hAnsi="Arial" w:eastAsia="Malgun Gothic" w:cs="Arial"/>
-                <w:b/>
-                <w:bCs/>
                 <w:sz w:val="22"/>
                 <w:szCs w:val="22"/>
               </w:rPr>
@@ -2719,8 +2589,6 @@
             <w:r>
               <w:rPr>
                 <w:rFonts w:ascii="Arial" w:hAnsi="Arial" w:eastAsia="Malgun Gothic" w:cs="Arial"/>
-                <w:b/>
-                <w:bCs/>
                 <w:sz w:val="22"/>
                 <w:szCs w:val="22"/>
               </w:rPr>
@@ -2795,8 +2663,6 @@
             <w:r>
               <w:rPr>
                 <w:rFonts w:ascii="Arial" w:hAnsi="Arial" w:eastAsia="Malgun Gothic" w:cs="Arial"/>
-                <w:b/>
-                <w:bCs/>
                 <w:sz w:val="22"/>
                 <w:szCs w:val="22"/>
               </w:rPr>
@@ -2823,8 +2689,6 @@
             <w:r>
               <w:rPr>
                 <w:rFonts w:ascii="Arial" w:hAnsi="Arial" w:eastAsia="Malgun Gothic" w:cs="Arial"/>
-                <w:b/>
-                <w:bCs/>
                 <w:sz w:val="22"/>
                 <w:szCs w:val="22"/>
               </w:rPr>
@@ -2851,8 +2715,6 @@
             <w:r>
               <w:rPr>
                 <w:rFonts w:ascii="Arial" w:hAnsi="Arial" w:eastAsia="Malgun Gothic" w:cs="Arial"/>
-                <w:b/>
-                <w:bCs/>
                 <w:sz w:val="22"/>
                 <w:szCs w:val="22"/>
               </w:rPr>
@@ -2886,8 +2748,6 @@
             <w:r>
               <w:rPr>
                 <w:rFonts w:ascii="Arial" w:hAnsi="Arial" w:eastAsia="Malgun Gothic" w:cs="Arial"/>
-                <w:b/>
-                <w:bCs/>
                 <w:color w:val="331E04"/>
                 <w:sz w:val="22"/>
                 <w:szCs w:val="22"/>
@@ -2916,8 +2776,6 @@
             <w:r>
               <w:rPr>
                 <w:rFonts w:ascii="Arial" w:hAnsi="Arial" w:eastAsia="Malgun Gothic" w:cs="Arial"/>
-                <w:b/>
-                <w:bCs/>
                 <w:sz w:val="22"/>
                 <w:szCs w:val="22"/>
               </w:rPr>
@@ -2926,8 +2784,6 @@
             <w:r>
               <w:rPr>
                 <w:rFonts w:ascii="Arial" w:hAnsi="Arial" w:eastAsia="Malgun Gothic" w:cs="Arial"/>
-                <w:b/>
-                <w:bCs/>
                 <w:color w:val="372509"/>
                 <w:sz w:val="22"/>
                 <w:szCs w:val="22"/>
@@ -2937,8 +2793,6 @@
             <w:r>
               <w:rPr>
                 <w:rFonts w:ascii="Arial" w:hAnsi="Arial" w:eastAsia="Malgun Gothic" w:cs="Arial"/>
-                <w:b/>
-                <w:bCs/>
                 <w:color w:val="352406"/>
                 <w:sz w:val="22"/>
                 <w:szCs w:val="22"/>
@@ -2967,8 +2821,6 @@
             <w:r>
               <w:rPr>
                 <w:rFonts w:ascii="Arial" w:hAnsi="Arial" w:eastAsia="Malgun Gothic" w:cs="Arial"/>
-                <w:b/>
-                <w:bCs/>
                 <w:sz w:val="22"/>
                 <w:szCs w:val="22"/>
               </w:rPr>
@@ -2996,8 +2848,6 @@
             <w:r>
               <w:rPr>
                 <w:rFonts w:ascii="Arial" w:hAnsi="Arial" w:eastAsia="Malgun Gothic" w:cs="Arial"/>
-                <w:b/>
-                <w:bCs/>
                 <w:sz w:val="22"/>
                 <w:szCs w:val="22"/>
               </w:rPr>
@@ -3025,8 +2875,6 @@
             <w:r>
               <w:rPr>
                 <w:rFonts w:ascii="Arial" w:hAnsi="Arial" w:eastAsia="Malgun Gothic" w:cs="Arial"/>
-                <w:b/>
-                <w:bCs/>
                 <w:color w:val="332005"/>
                 <w:sz w:val="22"/>
                 <w:szCs w:val="22"/>
@@ -3062,8 +2910,6 @@
             <w:r>
               <w:rPr>
                 <w:rFonts w:ascii="Arial" w:hAnsi="Arial" w:eastAsia="Malgun Gothic" w:cs="Arial"/>
-                <w:b/>
-                <w:bCs/>
                 <w:sz w:val="22"/>
                 <w:szCs w:val="22"/>
               </w:rPr>
@@ -3092,8 +2938,6 @@
             <w:r>
               <w:rPr>
                 <w:rFonts w:ascii="Arial" w:hAnsi="Arial" w:eastAsia="Malgun Gothic" w:cs="Arial"/>
-                <w:b/>
-                <w:bCs/>
                 <w:sz w:val="22"/>
                 <w:szCs w:val="22"/>
               </w:rPr>
@@ -3102,8 +2946,6 @@
             <w:r>
               <w:rPr>
                 <w:rFonts w:ascii="Arial" w:hAnsi="Arial" w:eastAsia="Malgun Gothic" w:cs="Arial"/>
-                <w:b/>
-                <w:bCs/>
                 <w:color w:val="0E1E3D"/>
                 <w:sz w:val="22"/>
                 <w:szCs w:val="22"/>
@@ -3113,8 +2955,6 @@
             <w:r>
               <w:rPr>
                 <w:rFonts w:ascii="Arial" w:hAnsi="Arial" w:eastAsia="Malgun Gothic" w:cs="Arial"/>
-                <w:b/>
-                <w:bCs/>
                 <w:sz w:val="22"/>
                 <w:szCs w:val="22"/>
               </w:rPr>
@@ -3142,8 +2982,6 @@
             <w:r>
               <w:rPr>
                 <w:rFonts w:ascii="Arial" w:hAnsi="Arial" w:eastAsia="Malgun Gothic" w:cs="Arial"/>
-                <w:b/>
-                <w:bCs/>
                 <w:sz w:val="22"/>
                 <w:szCs w:val="22"/>
               </w:rPr>
@@ -3171,8 +3009,6 @@
             <w:r>
               <w:rPr>
                 <w:rFonts w:ascii="Arial" w:hAnsi="Arial" w:eastAsia="Malgun Gothic" w:cs="Arial"/>
-                <w:b/>
-                <w:bCs/>
                 <w:sz w:val="22"/>
                 <w:szCs w:val="22"/>
               </w:rPr>
@@ -3200,8 +3036,6 @@
             <w:r>
               <w:rPr>
                 <w:rFonts w:ascii="Arial" w:hAnsi="Arial" w:eastAsia="Malgun Gothic" w:cs="Arial"/>
-                <w:b/>
-                <w:bCs/>
                 <w:sz w:val="22"/>
                 <w:szCs w:val="22"/>
               </w:rPr>
@@ -3279,8 +3113,6 @@
             <w:r>
               <w:rPr>
                 <w:rFonts w:ascii="Arial" w:hAnsi="Arial" w:eastAsia="Malgun Gothic" w:cs="Arial"/>
-                <w:b/>
-                <w:bCs/>
                 <w:sz w:val="22"/>
                 <w:szCs w:val="22"/>
               </w:rPr>
@@ -3308,8 +3140,6 @@
             <w:r>
               <w:rPr>
                 <w:rFonts w:ascii="Arial" w:hAnsi="Arial" w:eastAsia="Malgun Gothic" w:cs="Arial"/>
-                <w:b/>
-                <w:bCs/>
                 <w:sz w:val="22"/>
                 <w:szCs w:val="22"/>
               </w:rPr>
@@ -3337,8 +3167,6 @@
             <w:r>
               <w:rPr>
                 <w:rFonts w:ascii="Arial" w:hAnsi="Arial" w:eastAsia="Malgun Gothic" w:cs="Arial"/>
-                <w:b/>
-                <w:bCs/>
                 <w:sz w:val="22"/>
                 <w:szCs w:val="22"/>
               </w:rPr>
@@ -3416,8 +3244,6 @@
             <w:r>
               <w:rPr>
                 <w:rFonts w:ascii="Arial" w:hAnsi="Arial" w:eastAsia="Malgun Gothic" w:cs="Arial"/>
-                <w:b/>
-                <w:bCs/>
                 <w:sz w:val="22"/>
                 <w:szCs w:val="22"/>
               </w:rPr>
@@ -3445,8 +3271,6 @@
             <w:r>
               <w:rPr>
                 <w:rFonts w:ascii="Arial" w:hAnsi="Arial" w:eastAsia="Malgun Gothic" w:cs="Arial"/>
-                <w:b/>
-                <w:bCs/>
                 <w:sz w:val="22"/>
                 <w:szCs w:val="22"/>
               </w:rPr>
@@ -3474,8 +3298,6 @@
             <w:r>
               <w:rPr>
                 <w:rFonts w:ascii="Arial" w:hAnsi="Arial" w:eastAsia="Malgun Gothic" w:cs="Arial"/>
-                <w:b/>
-                <w:bCs/>
                 <w:sz w:val="22"/>
                 <w:szCs w:val="22"/>
               </w:rPr>
@@ -3553,8 +3375,6 @@
             <w:r>
               <w:rPr>
                 <w:rFonts w:ascii="Arial" w:hAnsi="Arial" w:eastAsia="Malgun Gothic" w:cs="Arial"/>
-                <w:b/>
-                <w:bCs/>
                 <w:sz w:val="22"/>
                 <w:szCs w:val="22"/>
               </w:rPr>
@@ -3582,8 +3402,6 @@
             <w:r>
               <w:rPr>
                 <w:rFonts w:ascii="Arial" w:hAnsi="Arial" w:eastAsia="Malgun Gothic" w:cs="Arial"/>
-                <w:b/>
-                <w:bCs/>
                 <w:sz w:val="22"/>
                 <w:szCs w:val="22"/>
               </w:rPr>
@@ -3611,8 +3429,6 @@
             <w:r>
               <w:rPr>
                 <w:rFonts w:ascii="Arial" w:hAnsi="Arial" w:eastAsia="Malgun Gothic" w:cs="Arial"/>
-                <w:b/>
-                <w:bCs/>
                 <w:sz w:val="22"/>
                 <w:szCs w:val="22"/>
               </w:rPr>
@@ -3690,8 +3506,6 @@
             <w:r>
               <w:rPr>
                 <w:rFonts w:ascii="Arial" w:hAnsi="Arial" w:eastAsia="Malgun Gothic" w:cs="Arial"/>
-                <w:b/>
-                <w:bCs/>
                 <w:sz w:val="22"/>
                 <w:szCs w:val="22"/>
               </w:rPr>
@@ -3719,8 +3533,6 @@
             <w:r>
               <w:rPr>
                 <w:rFonts w:ascii="Arial" w:hAnsi="Arial" w:eastAsia="Malgun Gothic" w:cs="Arial"/>
-                <w:b/>
-                <w:bCs/>
                 <w:sz w:val="22"/>
                 <w:szCs w:val="22"/>
               </w:rPr>
@@ -3748,8 +3560,6 @@
             <w:r>
               <w:rPr>
                 <w:rFonts w:ascii="Arial" w:hAnsi="Arial" w:eastAsia="Malgun Gothic" w:cs="Arial"/>
-                <w:b/>
-                <w:bCs/>
                 <w:sz w:val="22"/>
                 <w:szCs w:val="22"/>
               </w:rPr>
@@ -3827,8 +3637,6 @@
             <w:r>
               <w:rPr>
                 <w:rFonts w:ascii="Arial" w:hAnsi="Arial" w:eastAsia="Malgun Gothic" w:cs="Arial"/>
-                <w:b/>
-                <w:bCs/>
                 <w:sz w:val="22"/>
                 <w:szCs w:val="22"/>
               </w:rPr>
@@ -3856,8 +3664,6 @@
             <w:r>
               <w:rPr>
                 <w:rFonts w:ascii="Arial" w:hAnsi="Arial" w:eastAsia="Malgun Gothic" w:cs="Arial"/>
-                <w:b/>
-                <w:bCs/>
                 <w:sz w:val="22"/>
                 <w:szCs w:val="22"/>
               </w:rPr>
@@ -3885,8 +3691,6 @@
             <w:r>
               <w:rPr>
                 <w:rFonts w:ascii="Arial" w:hAnsi="Arial" w:eastAsia="Malgun Gothic" w:cs="Arial"/>
-                <w:b/>
-                <w:bCs/>
                 <w:sz w:val="22"/>
                 <w:szCs w:val="22"/>
               </w:rPr>
@@ -3964,8 +3768,6 @@
             <w:r>
               <w:rPr>
                 <w:rFonts w:ascii="Arial" w:hAnsi="Arial" w:eastAsia="Malgun Gothic" w:cs="Arial"/>
-                <w:b/>
-                <w:bCs/>
                 <w:sz w:val="22"/>
                 <w:szCs w:val="22"/>
               </w:rPr>
@@ -3993,8 +3795,6 @@
             <w:r>
               <w:rPr>
                 <w:rFonts w:ascii="Arial" w:hAnsi="Arial" w:eastAsia="Malgun Gothic" w:cs="Arial"/>
-                <w:b/>
-                <w:bCs/>
                 <w:sz w:val="22"/>
                 <w:szCs w:val="22"/>
               </w:rPr>
@@ -4022,8 +3822,6 @@
             <w:r>
               <w:rPr>
                 <w:rFonts w:ascii="Arial" w:hAnsi="Arial" w:eastAsia="Malgun Gothic" w:cs="Arial"/>
-                <w:b/>
-                <w:bCs/>
                 <w:sz w:val="22"/>
                 <w:szCs w:val="22"/>
               </w:rPr>
@@ -4101,8 +3899,6 @@
             <w:r>
               <w:rPr>
                 <w:rFonts w:ascii="Arial" w:hAnsi="Arial" w:eastAsia="Malgun Gothic" w:cs="Arial"/>
-                <w:b/>
-                <w:bCs/>
                 <w:sz w:val="22"/>
                 <w:szCs w:val="22"/>
               </w:rPr>
@@ -4130,8 +3926,6 @@
             <w:r>
               <w:rPr>
                 <w:rFonts w:ascii="Arial" w:hAnsi="Arial" w:eastAsia="Malgun Gothic" w:cs="Arial"/>
-                <w:b/>
-                <w:bCs/>
                 <w:sz w:val="22"/>
                 <w:szCs w:val="22"/>
               </w:rPr>
@@ -4159,8 +3953,6 @@
             <w:r>
               <w:rPr>
                 <w:rFonts w:ascii="Arial" w:hAnsi="Arial" w:eastAsia="Malgun Gothic" w:cs="Arial"/>
-                <w:b/>
-                <w:bCs/>
                 <w:sz w:val="22"/>
                 <w:szCs w:val="22"/>
               </w:rPr>

--- a/ios/Verification/office-layout/OfficeSampleTable.docx
+++ b/ios/Verification/office-layout/OfficeSampleTable.docx
@@ -62,7 +62,7 @@
               <w:bottom w:val="single" w:sz="8" w:space="0" w:color="000000"/>
               <w:right w:val="single" w:sz="8" w:space="0" w:color="000000"/>
             </w:tcBorders>
-            <w:shd w:val="clear" w:color="auto" w:fill="E4EDFA"/>
+            <w:shd w:val="clear" w:color="auto" w:fill="DDEBF7"/>
             <w:vAlign w:val="center"/>
           </w:tcPr>
           <w:p>
@@ -89,6 +89,7 @@
               <w:bottom w:val="single" w:sz="8" w:space="0" w:color="000000"/>
               <w:right w:val="single" w:sz="8" w:space="0" w:color="000000"/>
             </w:tcBorders>
+            <w:shd w:val="clear" w:color="auto" w:fill="DDEBF7"/>
             <w:vAlign w:val="center"/>
           </w:tcPr>
           <w:p>
@@ -115,6 +116,7 @@
               <w:bottom w:val="single" w:sz="8" w:space="0" w:color="000000"/>
               <w:right w:val="single" w:sz="8" w:space="0" w:color="000000"/>
             </w:tcBorders>
+            <w:shd w:val="clear" w:color="auto" w:fill="DDEBF7"/>
             <w:vAlign w:val="center"/>
           </w:tcPr>
           <w:p>
@@ -141,6 +143,7 @@
               <w:bottom w:val="single" w:sz="8" w:space="0" w:color="000000"/>
               <w:right w:val="single" w:sz="8" w:space="0" w:color="000000"/>
             </w:tcBorders>
+            <w:shd w:val="clear" w:color="auto" w:fill="DDEBF7"/>
             <w:vAlign w:val="center"/>
           </w:tcPr>
           <w:p>
@@ -175,7 +178,7 @@
               <w:bottom w:val="single" w:sz="8" w:space="0" w:color="000000"/>
               <w:right w:val="single" w:sz="8" w:space="0" w:color="000000"/>
             </w:tcBorders>
-            <w:shd w:val="clear" w:color="auto" w:fill="E4EDFA"/>
+            <w:shd w:val="clear" w:color="auto" w:fill="DDEBF7"/>
             <w:vAlign w:val="center"/>
           </w:tcPr>
           <w:p>
@@ -196,6 +199,7 @@
               <w:bottom w:val="single" w:sz="8" w:space="0" w:color="000000"/>
               <w:right w:val="single" w:sz="8" w:space="0" w:color="000000"/>
             </w:tcBorders>
+            <w:shd w:val="clear" w:color="auto" w:fill="DDEBF7"/>
             <w:vAlign w:val="center"/>
           </w:tcPr>
           <w:p>
@@ -222,6 +226,7 @@
               <w:bottom w:val="single" w:sz="8" w:space="0" w:color="000000"/>
               <w:right w:val="single" w:sz="8" w:space="0" w:color="000000"/>
             </w:tcBorders>
+            <w:shd w:val="clear" w:color="auto" w:fill="DDEBF7"/>
             <w:vAlign w:val="center"/>
           </w:tcPr>
           <w:p>
@@ -248,6 +253,7 @@
               <w:bottom w:val="single" w:sz="8" w:space="0" w:color="000000"/>
               <w:right w:val="single" w:sz="8" w:space="0" w:color="000000"/>
             </w:tcBorders>
+            <w:shd w:val="clear" w:color="auto" w:fill="DDEBF7"/>
             <w:vAlign w:val="center"/>
           </w:tcPr>
           <w:p>
@@ -282,7 +288,7 @@
               <w:bottom w:val="single" w:sz="8" w:space="0" w:color="000000"/>
               <w:right w:val="single" w:sz="8" w:space="0" w:color="000000"/>
             </w:tcBorders>
-            <w:shd w:val="clear" w:color="auto" w:fill="E4EDFA"/>
+            <w:shd w:val="clear" w:color="auto" w:fill="DDEBF7"/>
             <w:vAlign w:val="center"/>
           </w:tcPr>
           <w:p>
@@ -303,6 +309,7 @@
               <w:bottom w:val="single" w:sz="8" w:space="0" w:color="000000"/>
               <w:right w:val="single" w:sz="8" w:space="0" w:color="000000"/>
             </w:tcBorders>
+            <w:shd w:val="clear" w:color="auto" w:fill="DDEBF7"/>
             <w:vAlign w:val="center"/>
           </w:tcPr>
           <w:p>
@@ -329,6 +336,7 @@
               <w:bottom w:val="single" w:sz="8" w:space="0" w:color="000000"/>
               <w:right w:val="single" w:sz="8" w:space="0" w:color="000000"/>
             </w:tcBorders>
+            <w:shd w:val="clear" w:color="auto" w:fill="DDEBF7"/>
             <w:vAlign w:val="center"/>
           </w:tcPr>
           <w:p>
@@ -355,6 +363,7 @@
               <w:bottom w:val="single" w:sz="8" w:space="0" w:color="000000"/>
               <w:right w:val="single" w:sz="8" w:space="0" w:color="000000"/>
             </w:tcBorders>
+            <w:shd w:val="clear" w:color="auto" w:fill="DDEBF7"/>
             <w:vAlign w:val="center"/>
           </w:tcPr>
           <w:p>
@@ -388,7 +397,7 @@
               <w:bottom w:val="single" w:sz="8" w:space="0" w:color="000000"/>
               <w:right w:val="single" w:sz="8" w:space="0" w:color="000000"/>
             </w:tcBorders>
-            <w:shd w:val="clear" w:color="auto" w:fill="FDF3CF"/>
+            <w:shd w:val="clear" w:color="auto" w:fill="FFF2CC"/>
             <w:vAlign w:val="center"/>
           </w:tcPr>
           <w:p>
@@ -416,7 +425,7 @@
               <w:bottom w:val="single" w:sz="8" w:space="0" w:color="000000"/>
               <w:right w:val="single" w:sz="8" w:space="0" w:color="000000"/>
             </w:tcBorders>
-            <w:shd w:val="clear" w:color="auto" w:fill="FBF8D2"/>
+            <w:shd w:val="clear" w:color="auto" w:fill="FFF2CC"/>
             <w:vAlign w:val="center"/>
           </w:tcPr>
           <w:p>
@@ -443,6 +452,7 @@
               <w:bottom w:val="single" w:sz="8" w:space="0" w:color="000000"/>
               <w:right w:val="single" w:sz="8" w:space="0" w:color="000000"/>
             </w:tcBorders>
+            <w:shd w:val="clear" w:color="auto" w:fill="FFF2CC"/>
             <w:vAlign w:val="center"/>
           </w:tcPr>
           <w:p>
@@ -469,6 +479,7 @@
               <w:bottom w:val="single" w:sz="8" w:space="0" w:color="000000"/>
               <w:right w:val="single" w:sz="8" w:space="0" w:color="000000"/>
             </w:tcBorders>
+            <w:shd w:val="clear" w:color="auto" w:fill="FFF2CC"/>
             <w:vAlign w:val="center"/>
           </w:tcPr>
           <w:p>
@@ -495,6 +506,7 @@
               <w:bottom w:val="single" w:sz="8" w:space="0" w:color="000000"/>
               <w:right w:val="single" w:sz="8" w:space="0" w:color="000000"/>
             </w:tcBorders>
+            <w:shd w:val="clear" w:color="auto" w:fill="FFF2CC"/>
             <w:vAlign w:val="center"/>
           </w:tcPr>
           <w:p>
@@ -528,7 +540,7 @@
               <w:bottom w:val="single" w:sz="8" w:space="0" w:color="000000"/>
               <w:right w:val="single" w:sz="8" w:space="0" w:color="000000"/>
             </w:tcBorders>
-            <w:shd w:val="clear" w:color="auto" w:fill="FDF3CF"/>
+            <w:shd w:val="clear" w:color="auto" w:fill="FFF2CC"/>
             <w:vAlign w:val="center"/>
           </w:tcPr>
           <w:p>
@@ -550,7 +562,7 @@
               <w:bottom w:val="single" w:sz="8" w:space="0" w:color="000000"/>
               <w:right w:val="single" w:sz="8" w:space="0" w:color="000000"/>
             </w:tcBorders>
-            <w:shd w:val="clear" w:color="auto" w:fill="FBF8D2"/>
+            <w:shd w:val="clear" w:color="auto" w:fill="FFF2CC"/>
             <w:vAlign w:val="center"/>
           </w:tcPr>
           <w:p>
@@ -571,6 +583,7 @@
               <w:bottom w:val="single" w:sz="8" w:space="0" w:color="000000"/>
               <w:right w:val="single" w:sz="8" w:space="0" w:color="000000"/>
             </w:tcBorders>
+            <w:shd w:val="clear" w:color="auto" w:fill="FFF2CC"/>
             <w:vAlign w:val="center"/>
           </w:tcPr>
           <w:p>
@@ -597,6 +610,7 @@
               <w:bottom w:val="single" w:sz="8" w:space="0" w:color="000000"/>
               <w:right w:val="single" w:sz="8" w:space="0" w:color="000000"/>
             </w:tcBorders>
+            <w:shd w:val="clear" w:color="auto" w:fill="FFF2CC"/>
             <w:vAlign w:val="center"/>
           </w:tcPr>
           <w:p>
@@ -623,6 +637,7 @@
               <w:bottom w:val="single" w:sz="8" w:space="0" w:color="000000"/>
               <w:right w:val="single" w:sz="8" w:space="0" w:color="000000"/>
             </w:tcBorders>
+            <w:shd w:val="clear" w:color="auto" w:fill="FFF2CC"/>
             <w:vAlign w:val="center"/>
           </w:tcPr>
           <w:p>
@@ -656,7 +671,7 @@
               <w:bottom w:val="single" w:sz="8" w:space="0" w:color="000000"/>
               <w:right w:val="single" w:sz="8" w:space="0" w:color="000000"/>
             </w:tcBorders>
-            <w:shd w:val="clear" w:color="auto" w:fill="FDF3CF"/>
+            <w:shd w:val="clear" w:color="auto" w:fill="FFF2CC"/>
             <w:vAlign w:val="center"/>
           </w:tcPr>
           <w:p>
@@ -678,7 +693,7 @@
               <w:bottom w:val="single" w:sz="8" w:space="0" w:color="000000"/>
               <w:right w:val="single" w:sz="8" w:space="0" w:color="000000"/>
             </w:tcBorders>
-            <w:shd w:val="clear" w:color="auto" w:fill="FBF8D2"/>
+            <w:shd w:val="clear" w:color="auto" w:fill="FFF2CC"/>
             <w:vAlign w:val="center"/>
           </w:tcPr>
           <w:p>
@@ -699,6 +714,7 @@
               <w:bottom w:val="single" w:sz="8" w:space="0" w:color="000000"/>
               <w:right w:val="single" w:sz="8" w:space="0" w:color="000000"/>
             </w:tcBorders>
+            <w:shd w:val="clear" w:color="auto" w:fill="FFF2CC"/>
             <w:vAlign w:val="center"/>
           </w:tcPr>
           <w:p>
@@ -725,6 +741,7 @@
               <w:bottom w:val="single" w:sz="8" w:space="0" w:color="000000"/>
               <w:right w:val="single" w:sz="8" w:space="0" w:color="000000"/>
             </w:tcBorders>
+            <w:shd w:val="clear" w:color="auto" w:fill="FFF2CC"/>
             <w:vAlign w:val="center"/>
           </w:tcPr>
           <w:p>
@@ -751,6 +768,7 @@
               <w:bottom w:val="single" w:sz="8" w:space="0" w:color="000000"/>
               <w:right w:val="single" w:sz="8" w:space="0" w:color="000000"/>
             </w:tcBorders>
+            <w:shd w:val="clear" w:color="auto" w:fill="FFF2CC"/>
             <w:vAlign w:val="center"/>
           </w:tcPr>
           <w:p>
@@ -784,7 +802,7 @@
               <w:bottom w:val="single" w:sz="8" w:space="0" w:color="000000"/>
               <w:right w:val="single" w:sz="8" w:space="0" w:color="000000"/>
             </w:tcBorders>
-            <w:shd w:val="clear" w:color="auto" w:fill="FDF3CF"/>
+            <w:shd w:val="clear" w:color="auto" w:fill="FFF2CC"/>
             <w:vAlign w:val="center"/>
           </w:tcPr>
           <w:p>
@@ -806,7 +824,7 @@
               <w:bottom w:val="single" w:sz="8" w:space="0" w:color="000000"/>
               <w:right w:val="single" w:sz="8" w:space="0" w:color="000000"/>
             </w:tcBorders>
-            <w:shd w:val="clear" w:color="auto" w:fill="FBF8D2"/>
+            <w:shd w:val="clear" w:color="auto" w:fill="FFF2CC"/>
             <w:vAlign w:val="center"/>
           </w:tcPr>
           <w:p>
@@ -827,6 +845,7 @@
               <w:bottom w:val="single" w:sz="8" w:space="0" w:color="000000"/>
               <w:right w:val="single" w:sz="8" w:space="0" w:color="000000"/>
             </w:tcBorders>
+            <w:shd w:val="clear" w:color="auto" w:fill="FFF2CC"/>
             <w:vAlign w:val="center"/>
           </w:tcPr>
           <w:p>
@@ -853,6 +872,7 @@
               <w:bottom w:val="single" w:sz="8" w:space="0" w:color="000000"/>
               <w:right w:val="single" w:sz="8" w:space="0" w:color="000000"/>
             </w:tcBorders>
+            <w:shd w:val="clear" w:color="auto" w:fill="FFF2CC"/>
             <w:vAlign w:val="center"/>
           </w:tcPr>
           <w:p>
@@ -879,6 +899,7 @@
               <w:bottom w:val="single" w:sz="8" w:space="0" w:color="000000"/>
               <w:right w:val="single" w:sz="8" w:space="0" w:color="000000"/>
             </w:tcBorders>
+            <w:shd w:val="clear" w:color="auto" w:fill="FFF2CC"/>
             <w:vAlign w:val="center"/>
           </w:tcPr>
           <w:p>
@@ -912,7 +933,7 @@
               <w:bottom w:val="single" w:sz="8" w:space="0" w:color="000000"/>
               <w:right w:val="single" w:sz="8" w:space="0" w:color="000000"/>
             </w:tcBorders>
-            <w:shd w:val="clear" w:color="auto" w:fill="FDF3CF"/>
+            <w:shd w:val="clear" w:color="auto" w:fill="FFF2CC"/>
             <w:vAlign w:val="center"/>
           </w:tcPr>
           <w:p>
@@ -934,7 +955,7 @@
               <w:bottom w:val="single" w:sz="8" w:space="0" w:color="000000"/>
               <w:right w:val="single" w:sz="8" w:space="0" w:color="000000"/>
             </w:tcBorders>
-            <w:shd w:val="clear" w:color="auto" w:fill="FBF8D2"/>
+            <w:shd w:val="clear" w:color="auto" w:fill="FFF2CC"/>
             <w:vAlign w:val="center"/>
           </w:tcPr>
           <w:p>
@@ -955,6 +976,7 @@
               <w:bottom w:val="single" w:sz="8" w:space="0" w:color="000000"/>
               <w:right w:val="single" w:sz="8" w:space="0" w:color="000000"/>
             </w:tcBorders>
+            <w:shd w:val="clear" w:color="auto" w:fill="FFF2CC"/>
             <w:vAlign w:val="center"/>
           </w:tcPr>
           <w:p>
@@ -968,7 +990,7 @@
                 <w:sz w:val="22"/>
                 <w:szCs w:val="22"/>
               </w:rPr>
-              <w:t xml:space="preserve">Richmond HII(리치몬드 힐)</w:t>
+              <w:t xml:space="preserve">Richmond Hill(리치몬드 힐)</w:t>
             </w:r>
           </w:p>
         </w:tc>
@@ -981,6 +1003,7 @@
               <w:bottom w:val="single" w:sz="8" w:space="0" w:color="000000"/>
               <w:right w:val="single" w:sz="8" w:space="0" w:color="000000"/>
             </w:tcBorders>
+            <w:shd w:val="clear" w:color="auto" w:fill="FFF2CC"/>
             <w:vAlign w:val="center"/>
           </w:tcPr>
           <w:p>
@@ -1007,6 +1030,7 @@
               <w:bottom w:val="single" w:sz="8" w:space="0" w:color="000000"/>
               <w:right w:val="single" w:sz="8" w:space="0" w:color="000000"/>
             </w:tcBorders>
+            <w:shd w:val="clear" w:color="auto" w:fill="FFF2CC"/>
             <w:vAlign w:val="center"/>
           </w:tcPr>
           <w:p>
@@ -1040,7 +1064,7 @@
               <w:bottom w:val="single" w:sz="8" w:space="0" w:color="000000"/>
               <w:right w:val="single" w:sz="8" w:space="0" w:color="000000"/>
             </w:tcBorders>
-            <w:shd w:val="clear" w:color="auto" w:fill="FDF3CF"/>
+            <w:shd w:val="clear" w:color="auto" w:fill="FFF2CC"/>
             <w:vAlign w:val="center"/>
           </w:tcPr>
           <w:p>
@@ -1062,7 +1086,7 @@
               <w:bottom w:val="single" w:sz="8" w:space="0" w:color="000000"/>
               <w:right w:val="single" w:sz="8" w:space="0" w:color="000000"/>
             </w:tcBorders>
-            <w:shd w:val="clear" w:color="auto" w:fill="FBF8D2"/>
+            <w:shd w:val="clear" w:color="auto" w:fill="FFF2CC"/>
             <w:vAlign w:val="center"/>
           </w:tcPr>
           <w:p>
@@ -1083,6 +1107,7 @@
               <w:bottom w:val="single" w:sz="8" w:space="0" w:color="000000"/>
               <w:right w:val="single" w:sz="8" w:space="0" w:color="000000"/>
             </w:tcBorders>
+            <w:shd w:val="clear" w:color="auto" w:fill="FFF2CC"/>
             <w:vAlign w:val="center"/>
           </w:tcPr>
           <w:p>
@@ -1109,6 +1134,7 @@
               <w:bottom w:val="single" w:sz="8" w:space="0" w:color="000000"/>
               <w:right w:val="single" w:sz="8" w:space="0" w:color="000000"/>
             </w:tcBorders>
+            <w:shd w:val="clear" w:color="auto" w:fill="FFF2CC"/>
             <w:vAlign w:val="center"/>
           </w:tcPr>
           <w:p>
@@ -1135,6 +1161,7 @@
               <w:bottom w:val="single" w:sz="8" w:space="0" w:color="000000"/>
               <w:right w:val="single" w:sz="8" w:space="0" w:color="000000"/>
             </w:tcBorders>
+            <w:shd w:val="clear" w:color="auto" w:fill="FFF2CC"/>
             <w:vAlign w:val="center"/>
           </w:tcPr>
           <w:p>
@@ -1168,7 +1195,7 @@
               <w:bottom w:val="single" w:sz="8" w:space="0" w:color="000000"/>
               <w:right w:val="single" w:sz="8" w:space="0" w:color="000000"/>
             </w:tcBorders>
-            <w:shd w:val="clear" w:color="auto" w:fill="FDF3CF"/>
+            <w:shd w:val="clear" w:color="auto" w:fill="FFF2CC"/>
             <w:vAlign w:val="center"/>
           </w:tcPr>
           <w:p>
@@ -1190,7 +1217,7 @@
               <w:bottom w:val="single" w:sz="8" w:space="0" w:color="000000"/>
               <w:right w:val="single" w:sz="8" w:space="0" w:color="000000"/>
             </w:tcBorders>
-            <w:shd w:val="clear" w:color="auto" w:fill="FBF8D2"/>
+            <w:shd w:val="clear" w:color="auto" w:fill="FFF2CC"/>
             <w:vAlign w:val="center"/>
           </w:tcPr>
           <w:p>
@@ -1211,6 +1238,7 @@
               <w:bottom w:val="single" w:sz="8" w:space="0" w:color="000000"/>
               <w:right w:val="single" w:sz="8" w:space="0" w:color="000000"/>
             </w:tcBorders>
+            <w:shd w:val="clear" w:color="auto" w:fill="FFF2CC"/>
             <w:vAlign w:val="center"/>
           </w:tcPr>
           <w:p>
@@ -1239,6 +1267,7 @@
               <w:bottom w:val="single" w:sz="8" w:space="0" w:color="000000"/>
               <w:right w:val="single" w:sz="8" w:space="0" w:color="000000"/>
             </w:tcBorders>
+            <w:shd w:val="clear" w:color="auto" w:fill="FFF2CC"/>
             <w:vAlign w:val="center"/>
           </w:tcPr>
           <w:p>
@@ -1267,6 +1296,7 @@
               <w:bottom w:val="single" w:sz="8" w:space="0" w:color="000000"/>
               <w:right w:val="single" w:sz="8" w:space="0" w:color="000000"/>
             </w:tcBorders>
+            <w:shd w:val="clear" w:color="auto" w:fill="FFF2CC"/>
             <w:vAlign w:val="center"/>
           </w:tcPr>
           <w:p>
@@ -1300,6 +1330,7 @@
               <w:bottom w:val="single" w:sz="8" w:space="0" w:color="000000"/>
               <w:right w:val="single" w:sz="8" w:space="0" w:color="000000"/>
             </w:tcBorders>
+            <w:shd w:val="clear" w:color="auto" w:fill="DDEBF7"/>
             <w:vAlign w:val="center"/>
           </w:tcPr>
           <w:p>
@@ -1327,6 +1358,7 @@
               <w:bottom w:val="single" w:sz="8" w:space="0" w:color="000000"/>
               <w:right w:val="single" w:sz="8" w:space="0" w:color="000000"/>
             </w:tcBorders>
+            <w:shd w:val="clear" w:color="auto" w:fill="DDEBF7"/>
             <w:vAlign w:val="center"/>
           </w:tcPr>
           <w:p>
@@ -1353,6 +1385,7 @@
               <w:bottom w:val="single" w:sz="8" w:space="0" w:color="000000"/>
               <w:right w:val="single" w:sz="8" w:space="0" w:color="000000"/>
             </w:tcBorders>
+            <w:shd w:val="clear" w:color="auto" w:fill="DDEBF7"/>
             <w:vAlign w:val="center"/>
           </w:tcPr>
           <w:p>
@@ -1379,6 +1412,7 @@
               <w:bottom w:val="single" w:sz="8" w:space="0" w:color="000000"/>
               <w:right w:val="single" w:sz="8" w:space="0" w:color="000000"/>
             </w:tcBorders>
+            <w:shd w:val="clear" w:color="auto" w:fill="DDEBF7"/>
             <w:vAlign w:val="center"/>
           </w:tcPr>
           <w:p>
@@ -1405,6 +1439,7 @@
               <w:bottom w:val="single" w:sz="8" w:space="0" w:color="000000"/>
               <w:right w:val="single" w:sz="8" w:space="0" w:color="000000"/>
             </w:tcBorders>
+            <w:shd w:val="clear" w:color="auto" w:fill="DDEBF7"/>
             <w:vAlign w:val="center"/>
           </w:tcPr>
           <w:p>
@@ -1438,6 +1473,7 @@
               <w:bottom w:val="single" w:sz="8" w:space="0" w:color="000000"/>
               <w:right w:val="single" w:sz="8" w:space="0" w:color="000000"/>
             </w:tcBorders>
+            <w:shd w:val="clear" w:color="auto" w:fill="DDEBF7"/>
             <w:vAlign w:val="center"/>
           </w:tcPr>
           <w:p>
@@ -1459,6 +1495,7 @@
               <w:bottom w:val="single" w:sz="8" w:space="0" w:color="000000"/>
               <w:right w:val="single" w:sz="8" w:space="0" w:color="000000"/>
             </w:tcBorders>
+            <w:shd w:val="clear" w:color="auto" w:fill="DDEBF7"/>
             <w:vAlign w:val="center"/>
           </w:tcPr>
           <w:p>
@@ -1479,6 +1516,7 @@
               <w:bottom w:val="single" w:sz="8" w:space="0" w:color="000000"/>
               <w:right w:val="single" w:sz="8" w:space="0" w:color="000000"/>
             </w:tcBorders>
+            <w:shd w:val="clear" w:color="auto" w:fill="DDEBF7"/>
             <w:vAlign w:val="center"/>
           </w:tcPr>
           <w:p>
@@ -1505,6 +1543,7 @@
               <w:bottom w:val="single" w:sz="8" w:space="0" w:color="000000"/>
               <w:right w:val="single" w:sz="8" w:space="0" w:color="000000"/>
             </w:tcBorders>
+            <w:shd w:val="clear" w:color="auto" w:fill="DDEBF7"/>
             <w:vAlign w:val="center"/>
           </w:tcPr>
           <w:p>
@@ -1531,6 +1570,7 @@
               <w:bottom w:val="single" w:sz="8" w:space="0" w:color="000000"/>
               <w:right w:val="single" w:sz="8" w:space="0" w:color="000000"/>
             </w:tcBorders>
+            <w:shd w:val="clear" w:color="auto" w:fill="DDEBF7"/>
             <w:vAlign w:val="center"/>
           </w:tcPr>
           <w:p>
@@ -1564,7 +1604,7 @@
               <w:bottom w:val="single" w:sz="8" w:space="0" w:color="000000"/>
               <w:right w:val="single" w:sz="8" w:space="0" w:color="000000"/>
             </w:tcBorders>
-            <w:shd w:val="clear" w:color="auto" w:fill="FBE6E2"/>
+            <w:shd w:val="clear" w:color="auto" w:fill="FCE4D6"/>
             <w:vAlign w:val="center"/>
           </w:tcPr>
           <w:p>
@@ -1592,7 +1632,7 @@
               <w:bottom w:val="single" w:sz="8" w:space="0" w:color="000000"/>
               <w:right w:val="single" w:sz="8" w:space="0" w:color="000000"/>
             </w:tcBorders>
-            <w:shd w:val="clear" w:color="auto" w:fill="FAE6DD"/>
+            <w:shd w:val="clear" w:color="auto" w:fill="FCE4D6"/>
             <w:vAlign w:val="center"/>
           </w:tcPr>
           <w:p>
@@ -1619,6 +1659,7 @@
               <w:bottom w:val="single" w:sz="8" w:space="0" w:color="000000"/>
               <w:right w:val="single" w:sz="8" w:space="0" w:color="000000"/>
             </w:tcBorders>
+            <w:shd w:val="clear" w:color="auto" w:fill="FCE4D6"/>
             <w:vAlign w:val="center"/>
           </w:tcPr>
           <w:p>
@@ -1645,6 +1686,7 @@
               <w:bottom w:val="single" w:sz="8" w:space="0" w:color="000000"/>
               <w:right w:val="single" w:sz="8" w:space="0" w:color="000000"/>
             </w:tcBorders>
+            <w:shd w:val="clear" w:color="auto" w:fill="FCE4D6"/>
             <w:vAlign w:val="center"/>
           </w:tcPr>
           <w:p>
@@ -1671,6 +1713,7 @@
               <w:bottom w:val="single" w:sz="8" w:space="0" w:color="000000"/>
               <w:right w:val="single" w:sz="8" w:space="0" w:color="000000"/>
             </w:tcBorders>
+            <w:shd w:val="clear" w:color="auto" w:fill="FCE4D6"/>
             <w:vAlign w:val="center"/>
           </w:tcPr>
           <w:p>
@@ -1704,7 +1747,7 @@
               <w:bottom w:val="single" w:sz="8" w:space="0" w:color="000000"/>
               <w:right w:val="single" w:sz="8" w:space="0" w:color="000000"/>
             </w:tcBorders>
-            <w:shd w:val="clear" w:color="auto" w:fill="FBE6E2"/>
+            <w:shd w:val="clear" w:color="auto" w:fill="FCE4D6"/>
             <w:vAlign w:val="center"/>
           </w:tcPr>
           <w:p>
@@ -1726,7 +1769,7 @@
               <w:bottom w:val="single" w:sz="8" w:space="0" w:color="000000"/>
               <w:right w:val="single" w:sz="8" w:space="0" w:color="000000"/>
             </w:tcBorders>
-            <w:shd w:val="clear" w:color="auto" w:fill="FAE6DD"/>
+            <w:shd w:val="clear" w:color="auto" w:fill="FCE4D6"/>
             <w:vAlign w:val="center"/>
           </w:tcPr>
           <w:p>
@@ -1747,6 +1790,7 @@
               <w:bottom w:val="single" w:sz="8" w:space="0" w:color="000000"/>
               <w:right w:val="single" w:sz="8" w:space="0" w:color="000000"/>
             </w:tcBorders>
+            <w:shd w:val="clear" w:color="auto" w:fill="FCE4D6"/>
             <w:vAlign w:val="center"/>
           </w:tcPr>
           <w:p>
@@ -1773,6 +1817,7 @@
               <w:bottom w:val="single" w:sz="8" w:space="0" w:color="000000"/>
               <w:right w:val="single" w:sz="8" w:space="0" w:color="000000"/>
             </w:tcBorders>
+            <w:shd w:val="clear" w:color="auto" w:fill="FCE4D6"/>
             <w:vAlign w:val="center"/>
           </w:tcPr>
           <w:p>
@@ -1799,6 +1844,7 @@
               <w:bottom w:val="single" w:sz="8" w:space="0" w:color="000000"/>
               <w:right w:val="single" w:sz="8" w:space="0" w:color="000000"/>
             </w:tcBorders>
+            <w:shd w:val="clear" w:color="auto" w:fill="FCE4D6"/>
             <w:vAlign w:val="center"/>
           </w:tcPr>
           <w:p>
@@ -1832,7 +1878,7 @@
               <w:bottom w:val="single" w:sz="8" w:space="0" w:color="000000"/>
               <w:right w:val="single" w:sz="8" w:space="0" w:color="000000"/>
             </w:tcBorders>
-            <w:shd w:val="clear" w:color="auto" w:fill="FBE6E2"/>
+            <w:shd w:val="clear" w:color="auto" w:fill="FCE4D6"/>
             <w:vAlign w:val="center"/>
           </w:tcPr>
           <w:p>
@@ -1854,7 +1900,7 @@
               <w:bottom w:val="single" w:sz="8" w:space="0" w:color="000000"/>
               <w:right w:val="single" w:sz="8" w:space="0" w:color="000000"/>
             </w:tcBorders>
-            <w:shd w:val="clear" w:color="auto" w:fill="FAE6DD"/>
+            <w:shd w:val="clear" w:color="auto" w:fill="FCE4D6"/>
             <w:vAlign w:val="center"/>
           </w:tcPr>
           <w:p>
@@ -1875,6 +1921,7 @@
               <w:bottom w:val="single" w:sz="8" w:space="0" w:color="000000"/>
               <w:right w:val="single" w:sz="8" w:space="0" w:color="000000"/>
             </w:tcBorders>
+            <w:shd w:val="clear" w:color="auto" w:fill="FCE4D6"/>
             <w:vAlign w:val="center"/>
           </w:tcPr>
           <w:p>
@@ -1901,6 +1948,7 @@
               <w:bottom w:val="single" w:sz="8" w:space="0" w:color="000000"/>
               <w:right w:val="single" w:sz="8" w:space="0" w:color="000000"/>
             </w:tcBorders>
+            <w:shd w:val="clear" w:color="auto" w:fill="FCE4D6"/>
             <w:vAlign w:val="center"/>
           </w:tcPr>
           <w:p>
@@ -1927,6 +1975,7 @@
               <w:bottom w:val="single" w:sz="8" w:space="0" w:color="000000"/>
               <w:right w:val="single" w:sz="8" w:space="0" w:color="000000"/>
             </w:tcBorders>
+            <w:shd w:val="clear" w:color="auto" w:fill="FCE4D6"/>
             <w:vAlign w:val="center"/>
           </w:tcPr>
           <w:p>
@@ -1960,7 +2009,7 @@
               <w:bottom w:val="single" w:sz="8" w:space="0" w:color="000000"/>
               <w:right w:val="single" w:sz="8" w:space="0" w:color="000000"/>
             </w:tcBorders>
-            <w:shd w:val="clear" w:color="auto" w:fill="FBE6E2"/>
+            <w:shd w:val="clear" w:color="auto" w:fill="FCE4D6"/>
             <w:vAlign w:val="center"/>
           </w:tcPr>
           <w:p>
@@ -1982,7 +2031,7 @@
               <w:bottom w:val="single" w:sz="8" w:space="0" w:color="000000"/>
               <w:right w:val="single" w:sz="8" w:space="0" w:color="000000"/>
             </w:tcBorders>
-            <w:shd w:val="clear" w:color="auto" w:fill="FAE6DD"/>
+            <w:shd w:val="clear" w:color="auto" w:fill="FCE4D6"/>
             <w:vAlign w:val="center"/>
           </w:tcPr>
           <w:p>
@@ -2003,6 +2052,7 @@
               <w:bottom w:val="single" w:sz="8" w:space="0" w:color="000000"/>
               <w:right w:val="single" w:sz="8" w:space="0" w:color="000000"/>
             </w:tcBorders>
+            <w:shd w:val="clear" w:color="auto" w:fill="FCE4D6"/>
             <w:vAlign w:val="center"/>
           </w:tcPr>
           <w:p>
@@ -2029,6 +2079,7 @@
               <w:bottom w:val="single" w:sz="8" w:space="0" w:color="000000"/>
               <w:right w:val="single" w:sz="8" w:space="0" w:color="000000"/>
             </w:tcBorders>
+            <w:shd w:val="clear" w:color="auto" w:fill="FCE4D6"/>
             <w:vAlign w:val="center"/>
           </w:tcPr>
           <w:p>
@@ -2055,6 +2106,7 @@
               <w:bottom w:val="single" w:sz="8" w:space="0" w:color="000000"/>
               <w:right w:val="single" w:sz="8" w:space="0" w:color="000000"/>
             </w:tcBorders>
+            <w:shd w:val="clear" w:color="auto" w:fill="FCE4D6"/>
             <w:vAlign w:val="center"/>
           </w:tcPr>
           <w:p>
@@ -2088,7 +2140,7 @@
               <w:bottom w:val="single" w:sz="8" w:space="0" w:color="000000"/>
               <w:right w:val="single" w:sz="8" w:space="0" w:color="000000"/>
             </w:tcBorders>
-            <w:shd w:val="clear" w:color="auto" w:fill="FBE6E2"/>
+            <w:shd w:val="clear" w:color="auto" w:fill="FCE4D6"/>
             <w:vAlign w:val="center"/>
           </w:tcPr>
           <w:p>
@@ -2110,7 +2162,7 @@
               <w:bottom w:val="single" w:sz="8" w:space="0" w:color="000000"/>
               <w:right w:val="single" w:sz="8" w:space="0" w:color="000000"/>
             </w:tcBorders>
-            <w:shd w:val="clear" w:color="auto" w:fill="FAE6DD"/>
+            <w:shd w:val="clear" w:color="auto" w:fill="FCE4D6"/>
             <w:vAlign w:val="center"/>
           </w:tcPr>
           <w:p>
@@ -2131,6 +2183,7 @@
               <w:bottom w:val="single" w:sz="8" w:space="0" w:color="000000"/>
               <w:right w:val="single" w:sz="8" w:space="0" w:color="000000"/>
             </w:tcBorders>
+            <w:shd w:val="clear" w:color="auto" w:fill="FCE4D6"/>
             <w:vAlign w:val="center"/>
           </w:tcPr>
           <w:p>
@@ -2157,6 +2210,7 @@
               <w:bottom w:val="single" w:sz="8" w:space="0" w:color="000000"/>
               <w:right w:val="single" w:sz="8" w:space="0" w:color="000000"/>
             </w:tcBorders>
+            <w:shd w:val="clear" w:color="auto" w:fill="FCE4D6"/>
             <w:vAlign w:val="center"/>
           </w:tcPr>
           <w:p>
@@ -2183,6 +2237,7 @@
               <w:bottom w:val="single" w:sz="8" w:space="0" w:color="000000"/>
               <w:right w:val="single" w:sz="8" w:space="0" w:color="000000"/>
             </w:tcBorders>
+            <w:shd w:val="clear" w:color="auto" w:fill="FCE4D6"/>
             <w:vAlign w:val="center"/>
           </w:tcPr>
           <w:p>
@@ -2216,7 +2271,7 @@
               <w:bottom w:val="single" w:sz="8" w:space="0" w:color="000000"/>
               <w:right w:val="single" w:sz="8" w:space="0" w:color="000000"/>
             </w:tcBorders>
-            <w:shd w:val="clear" w:color="auto" w:fill="FBE6E2"/>
+            <w:shd w:val="clear" w:color="auto" w:fill="FCE4D6"/>
             <w:vAlign w:val="center"/>
           </w:tcPr>
           <w:p>
@@ -2238,7 +2293,7 @@
               <w:bottom w:val="single" w:sz="8" w:space="0" w:color="000000"/>
               <w:right w:val="single" w:sz="8" w:space="0" w:color="000000"/>
             </w:tcBorders>
-            <w:shd w:val="clear" w:color="auto" w:fill="FAE6DD"/>
+            <w:shd w:val="clear" w:color="auto" w:fill="FCE4D6"/>
             <w:vAlign w:val="center"/>
           </w:tcPr>
           <w:p>
@@ -2259,6 +2314,7 @@
               <w:bottom w:val="single" w:sz="8" w:space="0" w:color="000000"/>
               <w:right w:val="single" w:sz="8" w:space="0" w:color="000000"/>
             </w:tcBorders>
+            <w:shd w:val="clear" w:color="auto" w:fill="FCE4D6"/>
             <w:vAlign w:val="center"/>
           </w:tcPr>
           <w:p>
@@ -2285,6 +2341,7 @@
               <w:bottom w:val="single" w:sz="8" w:space="0" w:color="000000"/>
               <w:right w:val="single" w:sz="8" w:space="0" w:color="000000"/>
             </w:tcBorders>
+            <w:shd w:val="clear" w:color="auto" w:fill="FCE4D6"/>
             <w:vAlign w:val="center"/>
           </w:tcPr>
           <w:p>
@@ -2311,6 +2368,7 @@
               <w:bottom w:val="single" w:sz="8" w:space="0" w:color="000000"/>
               <w:right w:val="single" w:sz="8" w:space="0" w:color="000000"/>
             </w:tcBorders>
+            <w:shd w:val="clear" w:color="auto" w:fill="FCE4D6"/>
             <w:vAlign w:val="center"/>
           </w:tcPr>
           <w:p>
@@ -2344,7 +2402,7 @@
               <w:bottom w:val="single" w:sz="8" w:space="0" w:color="000000"/>
               <w:right w:val="single" w:sz="8" w:space="0" w:color="000000"/>
             </w:tcBorders>
-            <w:shd w:val="clear" w:color="auto" w:fill="FBE6E2"/>
+            <w:shd w:val="clear" w:color="auto" w:fill="FCE4D6"/>
             <w:vAlign w:val="center"/>
           </w:tcPr>
           <w:p>
@@ -2366,7 +2424,7 @@
               <w:bottom w:val="single" w:sz="8" w:space="0" w:color="000000"/>
               <w:right w:val="single" w:sz="8" w:space="0" w:color="000000"/>
             </w:tcBorders>
-            <w:shd w:val="clear" w:color="auto" w:fill="FAE6DD"/>
+            <w:shd w:val="clear" w:color="auto" w:fill="FCE4D6"/>
             <w:vAlign w:val="center"/>
           </w:tcPr>
           <w:p>
@@ -2387,6 +2445,7 @@
               <w:bottom w:val="single" w:sz="8" w:space="0" w:color="000000"/>
               <w:right w:val="single" w:sz="8" w:space="0" w:color="000000"/>
             </w:tcBorders>
+            <w:shd w:val="clear" w:color="auto" w:fill="FCE4D6"/>
             <w:vAlign w:val="center"/>
           </w:tcPr>
           <w:p>
@@ -2415,6 +2474,7 @@
               <w:bottom w:val="single" w:sz="8" w:space="0" w:color="000000"/>
               <w:right w:val="single" w:sz="8" w:space="0" w:color="000000"/>
             </w:tcBorders>
+            <w:shd w:val="clear" w:color="auto" w:fill="FCE4D6"/>
             <w:vAlign w:val="center"/>
           </w:tcPr>
           <w:p>
@@ -2441,6 +2501,7 @@
               <w:bottom w:val="single" w:sz="8" w:space="0" w:color="000000"/>
               <w:right w:val="single" w:sz="8" w:space="0" w:color="000000"/>
             </w:tcBorders>
+            <w:shd w:val="clear" w:color="auto" w:fill="FCE4D6"/>
             <w:vAlign w:val="center"/>
           </w:tcPr>
           <w:p>
@@ -2474,6 +2535,7 @@
               <w:bottom w:val="single" w:sz="8" w:space="0" w:color="000000"/>
               <w:right w:val="single" w:sz="8" w:space="0" w:color="000000"/>
             </w:tcBorders>
+            <w:shd w:val="clear" w:color="auto" w:fill="EEF4F3"/>
             <w:vAlign w:val="center"/>
           </w:tcPr>
           <w:p>
@@ -2501,6 +2563,7 @@
               <w:bottom w:val="single" w:sz="8" w:space="0" w:color="000000"/>
               <w:right w:val="single" w:sz="8" w:space="0" w:color="000000"/>
             </w:tcBorders>
+            <w:shd w:val="clear" w:color="auto" w:fill="EEF4F3"/>
             <w:vAlign w:val="center"/>
           </w:tcPr>
           <w:p>
@@ -2527,6 +2590,7 @@
               <w:bottom w:val="single" w:sz="8" w:space="0" w:color="000000"/>
               <w:right w:val="single" w:sz="8" w:space="0" w:color="000000"/>
             </w:tcBorders>
+            <w:shd w:val="clear" w:color="auto" w:fill="EEF4F3"/>
             <w:vAlign w:val="center"/>
           </w:tcPr>
           <w:p>
@@ -2553,6 +2617,7 @@
               <w:bottom w:val="single" w:sz="8" w:space="0" w:color="000000"/>
               <w:right w:val="single" w:sz="8" w:space="0" w:color="000000"/>
             </w:tcBorders>
+            <w:shd w:val="clear" w:color="auto" w:fill="EEF4F3"/>
             <w:vAlign w:val="center"/>
           </w:tcPr>
           <w:p>
@@ -2579,6 +2644,7 @@
               <w:bottom w:val="single" w:sz="8" w:space="0" w:color="000000"/>
               <w:right w:val="single" w:sz="8" w:space="0" w:color="000000"/>
             </w:tcBorders>
+            <w:shd w:val="clear" w:color="auto" w:fill="EEF4F3"/>
             <w:vAlign w:val="center"/>
           </w:tcPr>
           <w:p>
@@ -2612,6 +2678,7 @@
               <w:bottom w:val="single" w:sz="8" w:space="0" w:color="000000"/>
               <w:right w:val="single" w:sz="8" w:space="0" w:color="000000"/>
             </w:tcBorders>
+            <w:shd w:val="clear" w:color="auto" w:fill="EEF4F3"/>
             <w:vAlign w:val="center"/>
           </w:tcPr>
           <w:p>
@@ -2633,6 +2700,7 @@
               <w:bottom w:val="single" w:sz="8" w:space="0" w:color="000000"/>
               <w:right w:val="single" w:sz="8" w:space="0" w:color="000000"/>
             </w:tcBorders>
+            <w:shd w:val="clear" w:color="auto" w:fill="EEF4F3"/>
             <w:vAlign w:val="center"/>
           </w:tcPr>
           <w:p>
@@ -2653,6 +2721,7 @@
               <w:bottom w:val="single" w:sz="8" w:space="0" w:color="000000"/>
               <w:right w:val="single" w:sz="8" w:space="0" w:color="000000"/>
             </w:tcBorders>
+            <w:shd w:val="clear" w:color="auto" w:fill="EEF4F3"/>
             <w:vAlign w:val="center"/>
           </w:tcPr>
           <w:p>
@@ -2679,6 +2748,7 @@
               <w:bottom w:val="single" w:sz="8" w:space="0" w:color="000000"/>
               <w:right w:val="single" w:sz="8" w:space="0" w:color="000000"/>
             </w:tcBorders>
+            <w:shd w:val="clear" w:color="auto" w:fill="EEF4F3"/>
             <w:vAlign w:val="center"/>
           </w:tcPr>
           <w:p>
@@ -2705,6 +2775,7 @@
               <w:bottom w:val="single" w:sz="8" w:space="0" w:color="000000"/>
               <w:right w:val="single" w:sz="8" w:space="0" w:color="000000"/>
             </w:tcBorders>
+            <w:shd w:val="clear" w:color="auto" w:fill="EEF4F3"/>
             <w:vAlign w:val="center"/>
           </w:tcPr>
           <w:p>
@@ -2737,7 +2808,7 @@
               <w:bottom w:val="single" w:sz="8" w:space="0" w:color="000000"/>
               <w:right w:val="single" w:sz="8" w:space="0" w:color="000000"/>
             </w:tcBorders>
-            <w:shd w:val="clear" w:color="auto" w:fill="F7DE72"/>
+            <w:shd w:val="clear" w:color="auto" w:fill="FFE699"/>
             <w:vAlign w:val="center"/>
           </w:tcPr>
           <w:p>
@@ -2765,7 +2836,7 @@
               <w:bottom w:val="single" w:sz="8" w:space="0" w:color="000000"/>
               <w:right w:val="single" w:sz="8" w:space="0" w:color="000000"/>
             </w:tcBorders>
-            <w:shd w:val="clear" w:color="auto" w:fill="FAE476"/>
+            <w:shd w:val="clear" w:color="auto" w:fill="FFE699"/>
             <w:vAlign w:val="center"/>
           </w:tcPr>
           <w:p>
@@ -2810,7 +2881,7 @@
               <w:bottom w:val="single" w:sz="8" w:space="0" w:color="000000"/>
               <w:right w:val="single" w:sz="8" w:space="0" w:color="000000"/>
             </w:tcBorders>
-            <w:shd w:val="clear" w:color="auto" w:fill="FAE97C"/>
+            <w:shd w:val="clear" w:color="auto" w:fill="FFE699"/>
             <w:vAlign w:val="center"/>
           </w:tcPr>
           <w:p>
@@ -2837,7 +2908,7 @@
               <w:bottom w:val="single" w:sz="8" w:space="0" w:color="000000"/>
               <w:right w:val="single" w:sz="8" w:space="0" w:color="000000"/>
             </w:tcBorders>
-            <w:shd w:val="clear" w:color="auto" w:fill="FAE678"/>
+            <w:shd w:val="clear" w:color="auto" w:fill="FFE699"/>
             <w:vAlign w:val="center"/>
           </w:tcPr>
           <w:p>
@@ -2864,7 +2935,7 @@
               <w:bottom w:val="single" w:sz="8" w:space="0" w:color="000000"/>
               <w:right w:val="single" w:sz="8" w:space="0" w:color="000000"/>
             </w:tcBorders>
-            <w:shd w:val="clear" w:color="auto" w:fill="F9E275"/>
+            <w:shd w:val="clear" w:color="auto" w:fill="FFE699"/>
             <w:vAlign w:val="center"/>
           </w:tcPr>
           <w:p>
@@ -2899,7 +2970,7 @@
               <w:bottom w:val="single" w:sz="8" w:space="0" w:color="000000"/>
               <w:right w:val="single" w:sz="8" w:space="0" w:color="000000"/>
             </w:tcBorders>
-            <w:shd w:val="clear" w:color="auto" w:fill="73B7F9"/>
+            <w:shd w:val="clear" w:color="auto" w:fill="9BC2E6"/>
             <w:vAlign w:val="center"/>
           </w:tcPr>
           <w:p>
@@ -2927,7 +2998,7 @@
               <w:bottom w:val="single" w:sz="8" w:space="0" w:color="000000"/>
               <w:right w:val="single" w:sz="8" w:space="0" w:color="000000"/>
             </w:tcBorders>
-            <w:shd w:val="clear" w:color="auto" w:fill="76BAFB"/>
+            <w:shd w:val="clear" w:color="auto" w:fill="9BC2E6"/>
             <w:vAlign w:val="center"/>
           </w:tcPr>
           <w:p>
@@ -2971,7 +3042,7 @@
               <w:bottom w:val="single" w:sz="8" w:space="0" w:color="000000"/>
               <w:right w:val="single" w:sz="8" w:space="0" w:color="000000"/>
             </w:tcBorders>
-            <w:shd w:val="clear" w:color="auto" w:fill="7CC5FC"/>
+            <w:shd w:val="clear" w:color="auto" w:fill="9BC2E6"/>
             <w:vAlign w:val="center"/>
           </w:tcPr>
           <w:p>
@@ -2998,7 +3069,7 @@
               <w:bottom w:val="single" w:sz="8" w:space="0" w:color="000000"/>
               <w:right w:val="single" w:sz="8" w:space="0" w:color="000000"/>
             </w:tcBorders>
-            <w:shd w:val="clear" w:color="auto" w:fill="7FC1F6"/>
+            <w:shd w:val="clear" w:color="auto" w:fill="9BC2E6"/>
             <w:vAlign w:val="center"/>
           </w:tcPr>
           <w:p>
@@ -3025,7 +3096,7 @@
               <w:bottom w:val="single" w:sz="8" w:space="0" w:color="000000"/>
               <w:right w:val="single" w:sz="8" w:space="0" w:color="000000"/>
             </w:tcBorders>
-            <w:shd w:val="clear" w:color="auto" w:fill="82BEF6"/>
+            <w:shd w:val="clear" w:color="auto" w:fill="9BC2E6"/>
             <w:vAlign w:val="center"/>
           </w:tcPr>
           <w:p>
@@ -3059,7 +3130,7 @@
               <w:bottom w:val="single" w:sz="8" w:space="0" w:color="000000"/>
               <w:right w:val="single" w:sz="8" w:space="0" w:color="000000"/>
             </w:tcBorders>
-            <w:shd w:val="clear" w:color="auto" w:fill="73B7F9"/>
+            <w:shd w:val="clear" w:color="auto" w:fill="9BC2E6"/>
             <w:vAlign w:val="center"/>
           </w:tcPr>
           <w:p>
@@ -3081,7 +3152,7 @@
               <w:bottom w:val="single" w:sz="8" w:space="0" w:color="000000"/>
               <w:right w:val="single" w:sz="8" w:space="0" w:color="000000"/>
             </w:tcBorders>
-            <w:shd w:val="clear" w:color="auto" w:fill="76BAFB"/>
+            <w:shd w:val="clear" w:color="auto" w:fill="9BC2E6"/>
             <w:vAlign w:val="center"/>
           </w:tcPr>
           <w:p>
@@ -3102,7 +3173,7 @@
               <w:bottom w:val="single" w:sz="8" w:space="0" w:color="000000"/>
               <w:right w:val="single" w:sz="8" w:space="0" w:color="000000"/>
             </w:tcBorders>
-            <w:shd w:val="clear" w:color="auto" w:fill="84C7F9"/>
+            <w:shd w:val="clear" w:color="auto" w:fill="9BC2E6"/>
             <w:vAlign w:val="center"/>
           </w:tcPr>
           <w:p>
@@ -3129,7 +3200,7 @@
               <w:bottom w:val="single" w:sz="8" w:space="0" w:color="000000"/>
               <w:right w:val="single" w:sz="8" w:space="0" w:color="000000"/>
             </w:tcBorders>
-            <w:shd w:val="clear" w:color="auto" w:fill="80C1F8"/>
+            <w:shd w:val="clear" w:color="auto" w:fill="9BC2E6"/>
             <w:vAlign w:val="center"/>
           </w:tcPr>
           <w:p>
@@ -3156,7 +3227,7 @@
               <w:bottom w:val="single" w:sz="8" w:space="0" w:color="000000"/>
               <w:right w:val="single" w:sz="8" w:space="0" w:color="000000"/>
             </w:tcBorders>
-            <w:shd w:val="clear" w:color="auto" w:fill="80BFF8"/>
+            <w:shd w:val="clear" w:color="auto" w:fill="9BC2E6"/>
             <w:vAlign w:val="center"/>
           </w:tcPr>
           <w:p>
@@ -3190,7 +3261,7 @@
               <w:bottom w:val="single" w:sz="8" w:space="0" w:color="000000"/>
               <w:right w:val="single" w:sz="8" w:space="0" w:color="000000"/>
             </w:tcBorders>
-            <w:shd w:val="clear" w:color="auto" w:fill="73B7F9"/>
+            <w:shd w:val="clear" w:color="auto" w:fill="9BC2E6"/>
             <w:vAlign w:val="center"/>
           </w:tcPr>
           <w:p>
@@ -3212,7 +3283,7 @@
               <w:bottom w:val="single" w:sz="8" w:space="0" w:color="000000"/>
               <w:right w:val="single" w:sz="8" w:space="0" w:color="000000"/>
             </w:tcBorders>
-            <w:shd w:val="clear" w:color="auto" w:fill="76BAFB"/>
+            <w:shd w:val="clear" w:color="auto" w:fill="9BC2E6"/>
             <w:vAlign w:val="center"/>
           </w:tcPr>
           <w:p>
@@ -3233,7 +3304,7 @@
               <w:bottom w:val="single" w:sz="8" w:space="0" w:color="000000"/>
               <w:right w:val="single" w:sz="8" w:space="0" w:color="000000"/>
             </w:tcBorders>
-            <w:shd w:val="clear" w:color="auto" w:fill="89C5F9"/>
+            <w:shd w:val="clear" w:color="auto" w:fill="9BC2E6"/>
             <w:vAlign w:val="center"/>
           </w:tcPr>
           <w:p>
@@ -3260,7 +3331,7 @@
               <w:bottom w:val="single" w:sz="8" w:space="0" w:color="000000"/>
               <w:right w:val="single" w:sz="8" w:space="0" w:color="000000"/>
             </w:tcBorders>
-            <w:shd w:val="clear" w:color="auto" w:fill="85C1F7"/>
+            <w:shd w:val="clear" w:color="auto" w:fill="9BC2E6"/>
             <w:vAlign w:val="center"/>
           </w:tcPr>
           <w:p>
@@ -3287,7 +3358,7 @@
               <w:bottom w:val="single" w:sz="8" w:space="0" w:color="000000"/>
               <w:right w:val="single" w:sz="8" w:space="0" w:color="000000"/>
             </w:tcBorders>
-            <w:shd w:val="clear" w:color="auto" w:fill="83C1F8"/>
+            <w:shd w:val="clear" w:color="auto" w:fill="9BC2E6"/>
             <w:vAlign w:val="center"/>
           </w:tcPr>
           <w:p>
@@ -3321,7 +3392,7 @@
               <w:bottom w:val="single" w:sz="8" w:space="0" w:color="000000"/>
               <w:right w:val="single" w:sz="8" w:space="0" w:color="000000"/>
             </w:tcBorders>
-            <w:shd w:val="clear" w:color="auto" w:fill="73B7F9"/>
+            <w:shd w:val="clear" w:color="auto" w:fill="9BC2E6"/>
             <w:vAlign w:val="center"/>
           </w:tcPr>
           <w:p>
@@ -3343,7 +3414,7 @@
               <w:bottom w:val="single" w:sz="8" w:space="0" w:color="000000"/>
               <w:right w:val="single" w:sz="8" w:space="0" w:color="000000"/>
             </w:tcBorders>
-            <w:shd w:val="clear" w:color="auto" w:fill="76BAFB"/>
+            <w:shd w:val="clear" w:color="auto" w:fill="9BC2E6"/>
             <w:vAlign w:val="center"/>
           </w:tcPr>
           <w:p>
@@ -3364,7 +3435,7 @@
               <w:bottom w:val="single" w:sz="8" w:space="0" w:color="000000"/>
               <w:right w:val="single" w:sz="8" w:space="0" w:color="000000"/>
             </w:tcBorders>
-            <w:shd w:val="clear" w:color="auto" w:fill="7FC2FA"/>
+            <w:shd w:val="clear" w:color="auto" w:fill="9BC2E6"/>
             <w:vAlign w:val="center"/>
           </w:tcPr>
           <w:p>
@@ -3391,7 +3462,7 @@
               <w:bottom w:val="single" w:sz="8" w:space="0" w:color="000000"/>
               <w:right w:val="single" w:sz="8" w:space="0" w:color="000000"/>
             </w:tcBorders>
-            <w:shd w:val="clear" w:color="auto" w:fill="80BFF8"/>
+            <w:shd w:val="clear" w:color="auto" w:fill="9BC2E6"/>
             <w:vAlign w:val="center"/>
           </w:tcPr>
           <w:p>
@@ -3418,7 +3489,7 @@
               <w:bottom w:val="single" w:sz="8" w:space="0" w:color="000000"/>
               <w:right w:val="single" w:sz="8" w:space="0" w:color="000000"/>
             </w:tcBorders>
-            <w:shd w:val="clear" w:color="auto" w:fill="83BFF6"/>
+            <w:shd w:val="clear" w:color="auto" w:fill="9BC2E6"/>
             <w:vAlign w:val="center"/>
           </w:tcPr>
           <w:p>
@@ -3452,7 +3523,7 @@
               <w:bottom w:val="single" w:sz="8" w:space="0" w:color="000000"/>
               <w:right w:val="single" w:sz="8" w:space="0" w:color="000000"/>
             </w:tcBorders>
-            <w:shd w:val="clear" w:color="auto" w:fill="73B7F9"/>
+            <w:shd w:val="clear" w:color="auto" w:fill="9BC2E6"/>
             <w:vAlign w:val="center"/>
           </w:tcPr>
           <w:p>
@@ -3474,7 +3545,7 @@
               <w:bottom w:val="single" w:sz="8" w:space="0" w:color="000000"/>
               <w:right w:val="single" w:sz="8" w:space="0" w:color="000000"/>
             </w:tcBorders>
-            <w:shd w:val="clear" w:color="auto" w:fill="76BAFB"/>
+            <w:shd w:val="clear" w:color="auto" w:fill="9BC2E6"/>
             <w:vAlign w:val="center"/>
           </w:tcPr>
           <w:p>
@@ -3495,7 +3566,7 @@
               <w:bottom w:val="single" w:sz="8" w:space="0" w:color="000000"/>
               <w:right w:val="single" w:sz="8" w:space="0" w:color="000000"/>
             </w:tcBorders>
-            <w:shd w:val="clear" w:color="auto" w:fill="7CC1FB"/>
+            <w:shd w:val="clear" w:color="auto" w:fill="9BC2E6"/>
             <w:vAlign w:val="center"/>
           </w:tcPr>
           <w:p>
@@ -3522,7 +3593,7 @@
               <w:bottom w:val="single" w:sz="8" w:space="0" w:color="000000"/>
               <w:right w:val="single" w:sz="8" w:space="0" w:color="000000"/>
             </w:tcBorders>
-            <w:shd w:val="clear" w:color="auto" w:fill="7CBDF9"/>
+            <w:shd w:val="clear" w:color="auto" w:fill="9BC2E6"/>
             <w:vAlign w:val="center"/>
           </w:tcPr>
           <w:p>
@@ -3549,7 +3620,7 @@
               <w:bottom w:val="single" w:sz="8" w:space="0" w:color="000000"/>
               <w:right w:val="single" w:sz="8" w:space="0" w:color="000000"/>
             </w:tcBorders>
-            <w:shd w:val="clear" w:color="auto" w:fill="80BEF7"/>
+            <w:shd w:val="clear" w:color="auto" w:fill="9BC2E6"/>
             <w:vAlign w:val="center"/>
           </w:tcPr>
           <w:p>
@@ -3583,7 +3654,7 @@
               <w:bottom w:val="single" w:sz="8" w:space="0" w:color="000000"/>
               <w:right w:val="single" w:sz="8" w:space="0" w:color="000000"/>
             </w:tcBorders>
-            <w:shd w:val="clear" w:color="auto" w:fill="73B7F9"/>
+            <w:shd w:val="clear" w:color="auto" w:fill="9BC2E6"/>
             <w:vAlign w:val="center"/>
           </w:tcPr>
           <w:p>
@@ -3605,7 +3676,7 @@
               <w:bottom w:val="single" w:sz="8" w:space="0" w:color="000000"/>
               <w:right w:val="single" w:sz="8" w:space="0" w:color="000000"/>
             </w:tcBorders>
-            <w:shd w:val="clear" w:color="auto" w:fill="76BAFB"/>
+            <w:shd w:val="clear" w:color="auto" w:fill="9BC2E6"/>
             <w:vAlign w:val="center"/>
           </w:tcPr>
           <w:p>
@@ -3626,7 +3697,7 @@
               <w:bottom w:val="single" w:sz="8" w:space="0" w:color="000000"/>
               <w:right w:val="single" w:sz="8" w:space="0" w:color="000000"/>
             </w:tcBorders>
-            <w:shd w:val="clear" w:color="auto" w:fill="7FBFFA"/>
+            <w:shd w:val="clear" w:color="auto" w:fill="9BC2E6"/>
             <w:vAlign w:val="center"/>
           </w:tcPr>
           <w:p>
@@ -3653,7 +3724,7 @@
               <w:bottom w:val="single" w:sz="8" w:space="0" w:color="000000"/>
               <w:right w:val="single" w:sz="8" w:space="0" w:color="000000"/>
             </w:tcBorders>
-            <w:shd w:val="clear" w:color="auto" w:fill="7CBAF9"/>
+            <w:shd w:val="clear" w:color="auto" w:fill="9BC2E6"/>
             <w:vAlign w:val="center"/>
           </w:tcPr>
           <w:p>
@@ -3680,7 +3751,7 @@
               <w:bottom w:val="single" w:sz="8" w:space="0" w:color="000000"/>
               <w:right w:val="single" w:sz="8" w:space="0" w:color="000000"/>
             </w:tcBorders>
-            <w:shd w:val="clear" w:color="auto" w:fill="7EBDF7"/>
+            <w:shd w:val="clear" w:color="auto" w:fill="9BC2E6"/>
             <w:vAlign w:val="center"/>
           </w:tcPr>
           <w:p>
@@ -3714,7 +3785,7 @@
               <w:bottom w:val="single" w:sz="8" w:space="0" w:color="000000"/>
               <w:right w:val="single" w:sz="8" w:space="0" w:color="000000"/>
             </w:tcBorders>
-            <w:shd w:val="clear" w:color="auto" w:fill="73B7F9"/>
+            <w:shd w:val="clear" w:color="auto" w:fill="9BC2E6"/>
             <w:vAlign w:val="center"/>
           </w:tcPr>
           <w:p>
@@ -3736,7 +3807,7 @@
               <w:bottom w:val="single" w:sz="8" w:space="0" w:color="000000"/>
               <w:right w:val="single" w:sz="8" w:space="0" w:color="000000"/>
             </w:tcBorders>
-            <w:shd w:val="clear" w:color="auto" w:fill="76BAFB"/>
+            <w:shd w:val="clear" w:color="auto" w:fill="9BC2E6"/>
             <w:vAlign w:val="center"/>
           </w:tcPr>
           <w:p>
@@ -3757,7 +3828,7 @@
               <w:bottom w:val="single" w:sz="8" w:space="0" w:color="000000"/>
               <w:right w:val="single" w:sz="8" w:space="0" w:color="000000"/>
             </w:tcBorders>
-            <w:shd w:val="clear" w:color="auto" w:fill="80C1FB"/>
+            <w:shd w:val="clear" w:color="auto" w:fill="9BC2E6"/>
             <w:vAlign w:val="center"/>
           </w:tcPr>
           <w:p>
@@ -3784,7 +3855,7 @@
               <w:bottom w:val="single" w:sz="8" w:space="0" w:color="000000"/>
               <w:right w:val="single" w:sz="8" w:space="0" w:color="000000"/>
             </w:tcBorders>
-            <w:shd w:val="clear" w:color="auto" w:fill="7FBDF8"/>
+            <w:shd w:val="clear" w:color="auto" w:fill="9BC2E6"/>
             <w:vAlign w:val="center"/>
           </w:tcPr>
           <w:p>
@@ -3811,7 +3882,7 @@
               <w:bottom w:val="single" w:sz="8" w:space="0" w:color="000000"/>
               <w:right w:val="single" w:sz="8" w:space="0" w:color="000000"/>
             </w:tcBorders>
-            <w:shd w:val="clear" w:color="auto" w:fill="7DBDF8"/>
+            <w:shd w:val="clear" w:color="auto" w:fill="9BC2E6"/>
             <w:vAlign w:val="center"/>
           </w:tcPr>
           <w:p>
@@ -3845,7 +3916,7 @@
               <w:bottom w:val="single" w:sz="8" w:space="0" w:color="000000"/>
               <w:right w:val="single" w:sz="8" w:space="0" w:color="000000"/>
             </w:tcBorders>
-            <w:shd w:val="clear" w:color="auto" w:fill="73B7F9"/>
+            <w:shd w:val="clear" w:color="auto" w:fill="9BC2E6"/>
             <w:vAlign w:val="center"/>
           </w:tcPr>
           <w:p>
@@ -3867,7 +3938,7 @@
               <w:bottom w:val="single" w:sz="8" w:space="0" w:color="000000"/>
               <w:right w:val="single" w:sz="8" w:space="0" w:color="000000"/>
             </w:tcBorders>
-            <w:shd w:val="clear" w:color="auto" w:fill="76BAFB"/>
+            <w:shd w:val="clear" w:color="auto" w:fill="9BC2E6"/>
             <w:vAlign w:val="center"/>
           </w:tcPr>
           <w:p>
@@ -3888,7 +3959,7 @@
               <w:bottom w:val="single" w:sz="8" w:space="0" w:color="000000"/>
               <w:right w:val="single" w:sz="8" w:space="0" w:color="000000"/>
             </w:tcBorders>
-            <w:shd w:val="clear" w:color="auto" w:fill="7ABCFA"/>
+            <w:shd w:val="clear" w:color="auto" w:fill="9BC2E6"/>
             <w:vAlign w:val="center"/>
           </w:tcPr>
           <w:p>
@@ -3915,7 +3986,7 @@
               <w:bottom w:val="single" w:sz="8" w:space="0" w:color="000000"/>
               <w:right w:val="single" w:sz="8" w:space="0" w:color="000000"/>
             </w:tcBorders>
-            <w:shd w:val="clear" w:color="auto" w:fill="7CBDF9"/>
+            <w:shd w:val="clear" w:color="auto" w:fill="9BC2E6"/>
             <w:vAlign w:val="center"/>
           </w:tcPr>
           <w:p>
@@ -3942,7 +4013,7 @@
               <w:bottom w:val="single" w:sz="8" w:space="0" w:color="000000"/>
               <w:right w:val="single" w:sz="8" w:space="0" w:color="000000"/>
             </w:tcBorders>
-            <w:shd w:val="clear" w:color="auto" w:fill="7EBCF6"/>
+            <w:shd w:val="clear" w:color="auto" w:fill="9BC2E6"/>
             <w:vAlign w:val="center"/>
           </w:tcPr>
           <w:p>
@@ -3964,15 +4035,15 @@
     </w:tbl>
     <w:p>
       <w:pPr>
-        <w:spacing w:before="3575" w:after="0" w:line="528" w:lineRule="exact"/>
+        <w:spacing w:before="3635" w:after="0" w:line="394" w:lineRule="exact"/>
         <w:ind w:left="3506" w:right="-1083"/>
       </w:pPr>
       <w:r>
         <w:rPr>
           <w:rFonts w:ascii="Arial" w:hAnsi="Arial" w:eastAsia="Malgun Gothic" w:cs="Arial"/>
-          <w:spacing w:val="-58"/>
-          <w:sz w:val="39"/>
-          <w:szCs w:val="39"/>
+          <w:spacing w:val="-26"/>
+          <w:sz w:val="33"/>
+          <w:szCs w:val="33"/>
         </w:rPr>
         <w:t xml:space="preserve">point</w:t>
       </w:r>
